--- a/intership_hasan_hanaysha.docx
+++ b/intership_hasan_hanaysha.docx
@@ -93,7 +93,7 @@
                     <pic:cNvPicPr/>
                   </pic:nvPicPr>
                   <pic:blipFill>
-                    <a:blip r:embed="rId4"/>
+                    <a:blip r:embed="rId5"/>
                     <a:stretch>
                       <a:fillRect/>
                     </a:stretch>
@@ -877,7 +877,6 @@
       <w:pPr>
         <w:jc w:val="right"/>
         <w:rPr>
-          <w:rFonts w:hint="cs"/>
           <w:rtl/>
           <w:lang w:bidi="ar-SA"/>
         </w:rPr>
@@ -906,7 +905,561 @@
       <w:pPr>
         <w:jc w:val="right"/>
         <w:rPr>
+          <w:sz w:val="32"/>
+          <w:szCs w:val="32"/>
+          <w:rtl/>
+          <w:lang w:bidi="ar-SA"/>
+        </w:rPr>
+      </w:pPr>
+      <w:r>
+        <w:rPr>
+          <w:sz w:val="32"/>
+          <w:szCs w:val="32"/>
+          <w:lang w:bidi="ar-SA"/>
+        </w:rPr>
+        <w:t>Collaborative Filtering</w:t>
+      </w:r>
+    </w:p>
+    <w:p>
+      <w:pPr>
+        <w:jc w:val="right"/>
+        <w:rPr>
+          <w:sz w:val="32"/>
+          <w:szCs w:val="32"/>
+          <w:lang w:bidi="ar-SA"/>
+        </w:rPr>
+      </w:pPr>
+      <w:r>
+        <w:rPr>
+          <w:rFonts w:cs="Arial"/>
+          <w:sz w:val="32"/>
+          <w:szCs w:val="32"/>
+          <w:rtl/>
+          <w:lang w:bidi="ar-SA"/>
+        </w:rPr>
+        <w:t xml:space="preserve">→ </w:t>
+      </w:r>
+      <w:r>
+        <w:rPr>
+          <w:sz w:val="32"/>
+          <w:szCs w:val="32"/>
+          <w:lang w:bidi="ar-SA"/>
+        </w:rPr>
+        <w:t xml:space="preserve">In </w:t>
+      </w:r>
+      <w:proofErr w:type="spellStart"/>
+      <w:r>
+        <w:rPr>
+          <w:sz w:val="32"/>
+          <w:szCs w:val="32"/>
+          <w:lang w:bidi="ar-SA"/>
+        </w:rPr>
+        <w:t>RecBole</w:t>
+      </w:r>
+      <w:proofErr w:type="spellEnd"/>
+      <w:r>
+        <w:rPr>
+          <w:sz w:val="32"/>
+          <w:szCs w:val="32"/>
+          <w:lang w:bidi="ar-SA"/>
+        </w:rPr>
+        <w:t>, this is implemented under General Recommendation models, where only user-item interaction data is used to learn embeddings</w:t>
+      </w:r>
+      <w:r>
+        <w:rPr>
+          <w:rFonts w:cs="Arial"/>
+          <w:sz w:val="32"/>
+          <w:szCs w:val="32"/>
+          <w:rtl/>
+          <w:lang w:bidi="ar-SA"/>
+        </w:rPr>
+        <w:t>.</w:t>
+      </w:r>
+    </w:p>
+    <w:p>
+      <w:pPr>
+        <w:jc w:val="right"/>
+        <w:rPr>
+          <w:sz w:val="32"/>
+          <w:szCs w:val="32"/>
+          <w:lang w:bidi="ar-SA"/>
+        </w:rPr>
+      </w:pPr>
+      <w:r>
+        <w:rPr>
+          <w:sz w:val="32"/>
+          <w:szCs w:val="32"/>
+          <w:lang w:bidi="ar-SA"/>
+        </w:rPr>
+        <w:t>Sequential</w:t>
+      </w:r>
+    </w:p>
+    <w:p>
+      <w:pPr>
+        <w:jc w:val="right"/>
+        <w:rPr>
+          <w:sz w:val="32"/>
+          <w:szCs w:val="32"/>
+          <w:lang w:bidi="ar-SA"/>
+        </w:rPr>
+      </w:pPr>
+      <w:r>
+        <w:rPr>
+          <w:rFonts w:cs="Arial"/>
+          <w:sz w:val="32"/>
+          <w:szCs w:val="32"/>
+          <w:rtl/>
+          <w:lang w:bidi="ar-SA"/>
+        </w:rPr>
+        <w:t xml:space="preserve">→ </w:t>
+      </w:r>
+      <w:proofErr w:type="spellStart"/>
+      <w:r>
+        <w:rPr>
+          <w:sz w:val="32"/>
+          <w:szCs w:val="32"/>
+          <w:lang w:bidi="ar-SA"/>
+        </w:rPr>
+        <w:t>RecBole</w:t>
+      </w:r>
+      <w:proofErr w:type="spellEnd"/>
+      <w:r>
+        <w:rPr>
+          <w:sz w:val="32"/>
+          <w:szCs w:val="32"/>
+          <w:lang w:bidi="ar-SA"/>
+        </w:rPr>
+        <w:t xml:space="preserve"> provides sequential models like GRU4Rec and </w:t>
+      </w:r>
+      <w:proofErr w:type="spellStart"/>
+      <w:r>
+        <w:rPr>
+          <w:sz w:val="32"/>
+          <w:szCs w:val="32"/>
+          <w:lang w:bidi="ar-SA"/>
+        </w:rPr>
+        <w:t>SASRec</w:t>
+      </w:r>
+      <w:proofErr w:type="spellEnd"/>
+      <w:r>
+        <w:rPr>
+          <w:sz w:val="32"/>
+          <w:szCs w:val="32"/>
+          <w:lang w:bidi="ar-SA"/>
+        </w:rPr>
+        <w:t xml:space="preserve"> that model ordered user behavior</w:t>
+      </w:r>
+      <w:r>
+        <w:rPr>
+          <w:rFonts w:cs="Arial"/>
+          <w:sz w:val="32"/>
+          <w:szCs w:val="32"/>
+          <w:rtl/>
+          <w:lang w:bidi="ar-SA"/>
+        </w:rPr>
+        <w:t>.</w:t>
+      </w:r>
+    </w:p>
+    <w:p>
+      <w:pPr>
+        <w:jc w:val="right"/>
+        <w:rPr>
+          <w:sz w:val="32"/>
+          <w:szCs w:val="32"/>
+          <w:lang w:bidi="ar-SA"/>
+        </w:rPr>
+      </w:pPr>
+      <w:r>
+        <w:rPr>
+          <w:sz w:val="32"/>
+          <w:szCs w:val="32"/>
+          <w:lang w:bidi="ar-SA"/>
+        </w:rPr>
+        <w:t>Context-Aware</w:t>
+      </w:r>
+    </w:p>
+    <w:p>
+      <w:pPr>
+        <w:jc w:val="right"/>
+        <w:rPr>
+          <w:sz w:val="32"/>
+          <w:szCs w:val="32"/>
+          <w:lang w:bidi="ar-SA"/>
+        </w:rPr>
+      </w:pPr>
+      <w:r>
+        <w:rPr>
+          <w:rFonts w:cs="Arial"/>
+          <w:sz w:val="32"/>
+          <w:szCs w:val="32"/>
+          <w:rtl/>
+          <w:lang w:bidi="ar-SA"/>
+        </w:rPr>
+        <w:t xml:space="preserve">→ </w:t>
+      </w:r>
+      <w:proofErr w:type="spellStart"/>
+      <w:r>
+        <w:rPr>
+          <w:sz w:val="32"/>
+          <w:szCs w:val="32"/>
+          <w:lang w:bidi="ar-SA"/>
+        </w:rPr>
+        <w:t>RecBole</w:t>
+      </w:r>
+      <w:proofErr w:type="spellEnd"/>
+      <w:r>
+        <w:rPr>
+          <w:sz w:val="32"/>
+          <w:szCs w:val="32"/>
+          <w:lang w:bidi="ar-SA"/>
+        </w:rPr>
+        <w:t xml:space="preserve"> supports context features through models like FM and </w:t>
+      </w:r>
+      <w:proofErr w:type="spellStart"/>
+      <w:r>
+        <w:rPr>
+          <w:sz w:val="32"/>
+          <w:szCs w:val="32"/>
+          <w:lang w:bidi="ar-SA"/>
+        </w:rPr>
+        <w:t>DeepFM</w:t>
+      </w:r>
+      <w:proofErr w:type="spellEnd"/>
+      <w:r>
+        <w:rPr>
+          <w:sz w:val="32"/>
+          <w:szCs w:val="32"/>
+          <w:lang w:bidi="ar-SA"/>
+        </w:rPr>
+        <w:t>, integrating additional input variables</w:t>
+      </w:r>
+      <w:r>
+        <w:rPr>
+          <w:rFonts w:cs="Arial"/>
+          <w:sz w:val="32"/>
+          <w:szCs w:val="32"/>
+          <w:rtl/>
+          <w:lang w:bidi="ar-SA"/>
+        </w:rPr>
+        <w:t>.</w:t>
+      </w:r>
+    </w:p>
+    <w:p>
+      <w:pPr>
+        <w:jc w:val="right"/>
+        <w:rPr>
+          <w:sz w:val="32"/>
+          <w:szCs w:val="32"/>
+          <w:lang w:bidi="ar-SA"/>
+        </w:rPr>
+      </w:pPr>
+      <w:r>
+        <w:rPr>
+          <w:sz w:val="32"/>
+          <w:szCs w:val="32"/>
+          <w:lang w:bidi="ar-SA"/>
+        </w:rPr>
+        <w:t>Hybrid</w:t>
+      </w:r>
+    </w:p>
+    <w:p>
+      <w:pPr>
+        <w:jc w:val="right"/>
+        <w:rPr>
+          <w:sz w:val="32"/>
+          <w:szCs w:val="32"/>
+          <w:lang w:bidi="ar-SA"/>
+        </w:rPr>
+      </w:pPr>
+      <w:r>
+        <w:rPr>
+          <w:rFonts w:cs="Arial"/>
+          <w:sz w:val="32"/>
+          <w:szCs w:val="32"/>
+          <w:rtl/>
+          <w:lang w:bidi="ar-SA"/>
+        </w:rPr>
+        <w:t xml:space="preserve">→ </w:t>
+      </w:r>
+      <w:proofErr w:type="spellStart"/>
+      <w:r>
+        <w:rPr>
+          <w:sz w:val="32"/>
+          <w:szCs w:val="32"/>
+          <w:lang w:bidi="ar-SA"/>
+        </w:rPr>
+        <w:t>RecBole</w:t>
+      </w:r>
+      <w:proofErr w:type="spellEnd"/>
+      <w:r>
+        <w:rPr>
+          <w:sz w:val="32"/>
+          <w:szCs w:val="32"/>
+          <w:lang w:bidi="ar-SA"/>
+        </w:rPr>
+        <w:t xml:space="preserve"> includes advanced models that combine multiple signals such as graph-based and hybrid approaches</w:t>
+      </w:r>
+      <w:r>
+        <w:rPr>
+          <w:sz w:val="32"/>
+          <w:szCs w:val="32"/>
+          <w:lang w:bidi="ar-SA"/>
+        </w:rPr>
+        <w:t xml:space="preserve">   </w:t>
+      </w:r>
+    </w:p>
+    <w:p>
+      <w:pPr>
+        <w:jc w:val="right"/>
+        <w:rPr>
+          <w:sz w:val="32"/>
+          <w:szCs w:val="32"/>
+          <w:lang w:bidi="ar-SA"/>
+        </w:rPr>
+      </w:pPr>
+    </w:p>
+    <w:p>
+      <w:pPr>
+        <w:jc w:val="right"/>
+        <w:rPr>
+          <w:sz w:val="32"/>
+          <w:szCs w:val="32"/>
+          <w:lang w:bidi="ar-SA"/>
+        </w:rPr>
+      </w:pPr>
+    </w:p>
+    <w:p>
+      <w:pPr>
+        <w:jc w:val="right"/>
+        <w:rPr>
+          <w:sz w:val="32"/>
+          <w:szCs w:val="32"/>
+          <w:lang w:bidi="ar-SA"/>
+        </w:rPr>
+      </w:pPr>
+    </w:p>
+    <w:p>
+      <w:pPr>
+        <w:jc w:val="right"/>
+        <w:rPr>
+          <w:sz w:val="32"/>
+          <w:szCs w:val="32"/>
+          <w:lang w:bidi="ar-SA"/>
+        </w:rPr>
+      </w:pPr>
+    </w:p>
+    <w:p>
+      <w:pPr>
+        <w:jc w:val="right"/>
+        <w:rPr>
+          <w:sz w:val="32"/>
+          <w:szCs w:val="32"/>
+          <w:lang w:bidi="ar-SA"/>
+        </w:rPr>
+      </w:pPr>
+    </w:p>
+    <w:p>
+      <w:pPr>
+        <w:jc w:val="right"/>
+        <w:rPr>
+          <w:sz w:val="32"/>
+          <w:szCs w:val="32"/>
+          <w:lang w:bidi="ar-SA"/>
+        </w:rPr>
+      </w:pPr>
+    </w:p>
+    <w:p>
+      <w:pPr>
+        <w:jc w:val="right"/>
+        <w:rPr>
+          <w:sz w:val="32"/>
+          <w:szCs w:val="32"/>
+          <w:lang w:bidi="ar-SA"/>
+        </w:rPr>
+      </w:pPr>
+    </w:p>
+    <w:p>
+      <w:pPr>
+        <w:jc w:val="right"/>
+        <w:rPr>
+          <w:sz w:val="32"/>
+          <w:szCs w:val="32"/>
+          <w:lang w:bidi="ar-SA"/>
+        </w:rPr>
+      </w:pPr>
+    </w:p>
+    <w:p>
+      <w:pPr>
+        <w:jc w:val="right"/>
+        <w:rPr>
+          <w:sz w:val="32"/>
+          <w:szCs w:val="32"/>
+          <w:lang w:bidi="ar-SA"/>
+        </w:rPr>
+      </w:pPr>
+    </w:p>
+    <w:p>
+      <w:pPr>
+        <w:rPr>
+          <w:sz w:val="32"/>
+          <w:szCs w:val="32"/>
+          <w:rtl/>
+          <w:lang w:bidi="ar-SA"/>
+        </w:rPr>
+      </w:pPr>
+    </w:p>
+    <w:p>
+      <w:pPr>
+        <w:rPr>
+          <w:sz w:val="56"/>
+          <w:szCs w:val="56"/>
+          <w:rtl/>
+          <w:lang w:bidi="ar-SA"/>
+          <w14:reflection w14:blurRad="6350" w14:stA="53000" w14:stPos="0" w14:endA="300" w14:endPos="35500" w14:dist="0" w14:dir="5400000" w14:fadeDir="5400000" w14:sx="100000" w14:sy="-90000" w14:kx="0" w14:ky="0" w14:algn="bl"/>
+          <w14:textOutline w14:w="0" w14:cap="flat" w14:cmpd="sng" w14:algn="ctr">
+            <w14:noFill/>
+            <w14:prstDash w14:val="solid"/>
+            <w14:round/>
+          </w14:textOutline>
+          <w14:textFill>
+            <w14:gradFill>
+              <w14:gsLst>
+                <w14:gs w14:pos="0">
+                  <w14:schemeClr w14:val="accent5">
+                    <w14:lumMod w14:val="50000"/>
+                  </w14:schemeClr>
+                </w14:gs>
+                <w14:gs w14:pos="50000">
+                  <w14:schemeClr w14:val="accent5"/>
+                </w14:gs>
+                <w14:gs w14:pos="100000">
+                  <w14:schemeClr w14:val="accent5">
+                    <w14:lumMod w14:val="60000"/>
+                    <w14:lumOff w14:val="40000"/>
+                  </w14:schemeClr>
+                </w14:gs>
+              </w14:gsLst>
+              <w14:lin w14:ang="5400000" w14:scaled="0"/>
+            </w14:gradFill>
+          </w14:textFill>
+        </w:rPr>
+      </w:pPr>
+      <w:r>
+        <w:rPr>
+          <w:sz w:val="56"/>
+          <w:szCs w:val="56"/>
+          <w:lang w:bidi="ar-SA"/>
+          <w14:reflection w14:blurRad="6350" w14:stA="53000" w14:stPos="0" w14:endA="300" w14:endPos="35500" w14:dist="0" w14:dir="5400000" w14:fadeDir="5400000" w14:sx="100000" w14:sy="-90000" w14:kx="0" w14:ky="0" w14:algn="bl"/>
+          <w14:textOutline w14:w="0" w14:cap="flat" w14:cmpd="sng" w14:algn="ctr">
+            <w14:noFill/>
+            <w14:prstDash w14:val="solid"/>
+            <w14:round/>
+          </w14:textOutline>
+          <w14:textFill>
+            <w14:gradFill>
+              <w14:gsLst>
+                <w14:gs w14:pos="0">
+                  <w14:schemeClr w14:val="accent5">
+                    <w14:lumMod w14:val="50000"/>
+                  </w14:schemeClr>
+                </w14:gs>
+                <w14:gs w14:pos="50000">
+                  <w14:schemeClr w14:val="accent5"/>
+                </w14:gs>
+                <w14:gs w14:pos="100000">
+                  <w14:schemeClr w14:val="accent5">
+                    <w14:lumMod w14:val="60000"/>
+                    <w14:lumOff w14:val="40000"/>
+                  </w14:schemeClr>
+                </w14:gs>
+              </w14:gsLst>
+              <w14:lin w14:ang="5400000" w14:scaled="0"/>
+            </w14:gradFill>
+          </w14:textFill>
+        </w:rPr>
+        <w:lastRenderedPageBreak/>
+        <w:t xml:space="preserve">Task 3: Exploring </w:t>
+      </w:r>
+      <w:proofErr w:type="spellStart"/>
+      <w:r>
+        <w:rPr>
+          <w:sz w:val="56"/>
+          <w:szCs w:val="56"/>
+          <w:lang w:bidi="ar-SA"/>
+          <w14:reflection w14:blurRad="6350" w14:stA="53000" w14:stPos="0" w14:endA="300" w14:endPos="35500" w14:dist="0" w14:dir="5400000" w14:fadeDir="5400000" w14:sx="100000" w14:sy="-90000" w14:kx="0" w14:ky="0" w14:algn="bl"/>
+          <w14:textOutline w14:w="0" w14:cap="flat" w14:cmpd="sng" w14:algn="ctr">
+            <w14:noFill/>
+            <w14:prstDash w14:val="solid"/>
+            <w14:round/>
+          </w14:textOutline>
+          <w14:textFill>
+            <w14:gradFill>
+              <w14:gsLst>
+                <w14:gs w14:pos="0">
+                  <w14:schemeClr w14:val="accent5">
+                    <w14:lumMod w14:val="50000"/>
+                  </w14:schemeClr>
+                </w14:gs>
+                <w14:gs w14:pos="50000">
+                  <w14:schemeClr w14:val="accent5"/>
+                </w14:gs>
+                <w14:gs w14:pos="100000">
+                  <w14:schemeClr w14:val="accent5">
+                    <w14:lumMod w14:val="60000"/>
+                    <w14:lumOff w14:val="40000"/>
+                  </w14:schemeClr>
+                </w14:gs>
+              </w14:gsLst>
+              <w14:lin w14:ang="5400000" w14:scaled="0"/>
+            </w14:gradFill>
+          </w14:textFill>
+        </w:rPr>
+        <w:t>RecBole</w:t>
+      </w:r>
+      <w:proofErr w:type="spellEnd"/>
+      <w:r>
+        <w:rPr>
+          <w:sz w:val="56"/>
+          <w:szCs w:val="56"/>
+          <w:lang w:bidi="ar-SA"/>
+          <w14:reflection w14:blurRad="6350" w14:stA="53000" w14:stPos="0" w14:endA="300" w14:endPos="35500" w14:dist="0" w14:dir="5400000" w14:fadeDir="5400000" w14:sx="100000" w14:sy="-90000" w14:kx="0" w14:ky="0" w14:algn="bl"/>
+          <w14:textOutline w14:w="0" w14:cap="flat" w14:cmpd="sng" w14:algn="ctr">
+            <w14:noFill/>
+            <w14:prstDash w14:val="solid"/>
+            <w14:round/>
+          </w14:textOutline>
+          <w14:textFill>
+            <w14:gradFill>
+              <w14:gsLst>
+                <w14:gs w14:pos="0">
+                  <w14:schemeClr w14:val="accent5">
+                    <w14:lumMod w14:val="50000"/>
+                  </w14:schemeClr>
+                </w14:gs>
+                <w14:gs w14:pos="50000">
+                  <w14:schemeClr w14:val="accent5"/>
+                </w14:gs>
+                <w14:gs w14:pos="100000">
+                  <w14:schemeClr w14:val="accent5">
+                    <w14:lumMod w14:val="60000"/>
+                    <w14:lumOff w14:val="40000"/>
+                  </w14:schemeClr>
+                </w14:gs>
+              </w14:gsLst>
+              <w14:lin w14:ang="5400000" w14:scaled="0"/>
+            </w14:gradFill>
+          </w14:textFill>
+        </w:rPr>
+        <w:t xml:space="preserve"> and Running a Predefined Model</w:t>
+      </w:r>
+    </w:p>
+    <w:p>
+      <w:pPr>
+        <w:bidi w:val="0"/>
+        <w:rPr>
           <w:rFonts w:hint="cs"/>
+          <w:b/>
+          <w:bCs/>
           <w:sz w:val="32"/>
           <w:szCs w:val="32"/>
           <w:rtl/>
@@ -915,11 +1468,196 @@
       </w:pPr>
       <w:r>
         <w:rPr>
-          <w:sz w:val="32"/>
-          <w:szCs w:val="32"/>
-          <w:lang w:bidi="ar-SA"/>
-        </w:rPr>
-        <w:t>Collaborative Filtering</w:t>
+          <w:b/>
+          <w:bCs/>
+          <w:sz w:val="32"/>
+          <w:szCs w:val="32"/>
+          <w:lang w:bidi="ar-SA"/>
+        </w:rPr>
+        <w:t xml:space="preserve">Introduction </w:t>
+      </w:r>
+    </w:p>
+    <w:p>
+      <w:pPr>
+        <w:rPr>
+          <w:rFonts w:hint="cs"/>
+          <w:sz w:val="32"/>
+          <w:szCs w:val="32"/>
+          <w:rtl/>
+          <w:lang w:bidi="ar-SA"/>
+        </w:rPr>
+      </w:pPr>
+    </w:p>
+    <w:p>
+      <w:pPr>
+        <w:jc w:val="right"/>
+        <w:rPr>
+          <w:sz w:val="32"/>
+          <w:szCs w:val="32"/>
+          <w:lang w:bidi="ar-SA"/>
+        </w:rPr>
+      </w:pPr>
+      <w:r>
+        <w:rPr>
+          <w:sz w:val="32"/>
+          <w:szCs w:val="32"/>
+          <w:lang w:bidi="ar-SA"/>
+        </w:rPr>
+        <w:t xml:space="preserve">In this task, I explored the </w:t>
+      </w:r>
+      <w:proofErr w:type="spellStart"/>
+      <w:r>
+        <w:rPr>
+          <w:sz w:val="32"/>
+          <w:szCs w:val="32"/>
+          <w:lang w:bidi="ar-SA"/>
+        </w:rPr>
+        <w:t>RecBole</w:t>
+      </w:r>
+      <w:proofErr w:type="spellEnd"/>
+      <w:r>
+        <w:rPr>
+          <w:sz w:val="32"/>
+          <w:szCs w:val="32"/>
+          <w:lang w:bidi="ar-SA"/>
+        </w:rPr>
+        <w:t xml:space="preserve"> library, which is a unified framework for recommendation systems.</w:t>
+      </w:r>
+      <w:r>
+        <w:rPr>
+          <w:sz w:val="32"/>
+          <w:szCs w:val="32"/>
+          <w:lang w:bidi="ar-SA"/>
+        </w:rPr>
+        <w:br/>
+        <w:t>The goal was to install the library, run a ready-made model, and experiment with datasets and evaluation metrics.</w:t>
+      </w:r>
+    </w:p>
+    <w:p>
+      <w:pPr>
+        <w:bidi w:val="0"/>
+        <w:rPr>
+          <w:sz w:val="36"/>
+          <w:szCs w:val="36"/>
+          <w:lang w:bidi="ar-SA"/>
+          <w14:reflection w14:blurRad="6350" w14:stA="53000" w14:stPos="0" w14:endA="300" w14:endPos="35500" w14:dist="0" w14:dir="5400000" w14:fadeDir="5400000" w14:sx="100000" w14:sy="-90000" w14:kx="0" w14:ky="0" w14:algn="bl"/>
+          <w14:textOutline w14:w="0" w14:cap="flat" w14:cmpd="sng" w14:algn="ctr">
+            <w14:noFill/>
+            <w14:prstDash w14:val="solid"/>
+            <w14:round/>
+          </w14:textOutline>
+          <w14:textFill>
+            <w14:gradFill>
+              <w14:gsLst>
+                <w14:gs w14:pos="0">
+                  <w14:schemeClr w14:val="accent5">
+                    <w14:lumMod w14:val="50000"/>
+                  </w14:schemeClr>
+                </w14:gs>
+                <w14:gs w14:pos="50000">
+                  <w14:schemeClr w14:val="accent5"/>
+                </w14:gs>
+                <w14:gs w14:pos="100000">
+                  <w14:schemeClr w14:val="accent5">
+                    <w14:lumMod w14:val="60000"/>
+                    <w14:lumOff w14:val="40000"/>
+                  </w14:schemeClr>
+                </w14:gs>
+              </w14:gsLst>
+              <w14:lin w14:ang="5400000" w14:scaled="0"/>
+            </w14:gradFill>
+          </w14:textFill>
+        </w:rPr>
+      </w:pPr>
+      <w:r>
+        <w:rPr>
+          <w:sz w:val="36"/>
+          <w:szCs w:val="36"/>
+          <w:lang w:bidi="ar-SA"/>
+          <w14:reflection w14:blurRad="6350" w14:stA="53000" w14:stPos="0" w14:endA="300" w14:endPos="35500" w14:dist="0" w14:dir="5400000" w14:fadeDir="5400000" w14:sx="100000" w14:sy="-90000" w14:kx="0" w14:ky="0" w14:algn="bl"/>
+          <w14:textOutline w14:w="0" w14:cap="flat" w14:cmpd="sng" w14:algn="ctr">
+            <w14:noFill/>
+            <w14:prstDash w14:val="solid"/>
+            <w14:round/>
+          </w14:textOutline>
+          <w14:textFill>
+            <w14:gradFill>
+              <w14:gsLst>
+                <w14:gs w14:pos="0">
+                  <w14:schemeClr w14:val="accent5">
+                    <w14:lumMod w14:val="50000"/>
+                  </w14:schemeClr>
+                </w14:gs>
+                <w14:gs w14:pos="50000">
+                  <w14:schemeClr w14:val="accent5"/>
+                </w14:gs>
+                <w14:gs w14:pos="100000">
+                  <w14:schemeClr w14:val="accent5">
+                    <w14:lumMod w14:val="60000"/>
+                    <w14:lumOff w14:val="40000"/>
+                  </w14:schemeClr>
+                </w14:gs>
+              </w14:gsLst>
+              <w14:lin w14:ang="5400000" w14:scaled="0"/>
+            </w14:gradFill>
+          </w14:textFill>
+        </w:rPr>
+        <w:t xml:space="preserve">Installation Step: </w:t>
+      </w:r>
+    </w:p>
+    <w:p>
+      <w:pPr>
+        <w:jc w:val="right"/>
+        <w:rPr>
+          <w:sz w:val="32"/>
+          <w:szCs w:val="32"/>
+          <w:rtl/>
+          <w:lang w:bidi="ar-SA"/>
+        </w:rPr>
+      </w:pPr>
+      <w:r>
+        <w:rPr>
+          <w:sz w:val="32"/>
+          <w:szCs w:val="32"/>
+          <w:lang w:bidi="ar-SA"/>
+        </w:rPr>
+        <w:t xml:space="preserve">In this step, we installed </w:t>
+      </w:r>
+      <w:proofErr w:type="spellStart"/>
+      <w:r>
+        <w:rPr>
+          <w:sz w:val="32"/>
+          <w:szCs w:val="32"/>
+          <w:lang w:bidi="ar-SA"/>
+        </w:rPr>
+        <w:t>RecBole</w:t>
+      </w:r>
+      <w:proofErr w:type="spellEnd"/>
+      <w:r>
+        <w:rPr>
+          <w:sz w:val="32"/>
+          <w:szCs w:val="32"/>
+          <w:lang w:bidi="ar-SA"/>
+        </w:rPr>
+        <w:t xml:space="preserve"> and its required dependencies such as ray and </w:t>
+      </w:r>
+      <w:proofErr w:type="spellStart"/>
+      <w:r>
+        <w:rPr>
+          <w:sz w:val="32"/>
+          <w:szCs w:val="32"/>
+          <w:lang w:bidi="ar-SA"/>
+        </w:rPr>
+        <w:t>kmeans-pytorch</w:t>
+      </w:r>
+      <w:proofErr w:type="spellEnd"/>
+      <w:r>
+        <w:rPr>
+          <w:sz w:val="32"/>
+          <w:szCs w:val="32"/>
+          <w:lang w:bidi="ar-SA"/>
+        </w:rPr>
+        <w:t xml:space="preserve"> using pip</w:t>
       </w:r>
     </w:p>
     <w:p>
@@ -934,20 +1672,65 @@
       <w:r>
         <w:rPr>
           <w:rFonts w:cs="Arial"/>
+          <w:noProof/>
           <w:sz w:val="32"/>
           <w:szCs w:val="32"/>
           <w:rtl/>
           <w:lang w:bidi="ar-SA"/>
         </w:rPr>
-        <w:t xml:space="preserve">→ </w:t>
-      </w:r>
-      <w:r>
-        <w:rPr>
-          <w:sz w:val="32"/>
-          <w:szCs w:val="32"/>
-          <w:lang w:bidi="ar-SA"/>
-        </w:rPr>
-        <w:t xml:space="preserve">In </w:t>
+        <w:drawing>
+          <wp:inline distT="0" distB="0" distL="0" distR="0" wp14:anchorId="5CF92845" wp14:editId="4FA54CBC">
+            <wp:extent cx="5274310" cy="3209925"/>
+            <wp:effectExtent l="0" t="0" r="2540" b="9525"/>
+            <wp:docPr id="1498944978" name="Picture 1"/>
+            <wp:cNvGraphicFramePr>
+              <a:graphicFrameLocks xmlns:a="http://schemas.openxmlformats.org/drawingml/2006/main" noChangeAspect="1"/>
+            </wp:cNvGraphicFramePr>
+            <a:graphic xmlns:a="http://schemas.openxmlformats.org/drawingml/2006/main">
+              <a:graphicData uri="http://schemas.openxmlformats.org/drawingml/2006/picture">
+                <pic:pic xmlns:pic="http://schemas.openxmlformats.org/drawingml/2006/picture">
+                  <pic:nvPicPr>
+                    <pic:cNvPr id="1498944978" name=""/>
+                    <pic:cNvPicPr/>
+                  </pic:nvPicPr>
+                  <pic:blipFill>
+                    <a:blip r:embed="rId6"/>
+                    <a:stretch>
+                      <a:fillRect/>
+                    </a:stretch>
+                  </pic:blipFill>
+                  <pic:spPr>
+                    <a:xfrm>
+                      <a:off x="0" y="0"/>
+                      <a:ext cx="5274310" cy="3209925"/>
+                    </a:xfrm>
+                    <a:prstGeom prst="rect">
+                      <a:avLst/>
+                    </a:prstGeom>
+                  </pic:spPr>
+                </pic:pic>
+              </a:graphicData>
+            </a:graphic>
+          </wp:inline>
+        </w:drawing>
+      </w:r>
+    </w:p>
+    <w:p>
+      <w:pPr>
+        <w:jc w:val="right"/>
+        <w:rPr>
+          <w:sz w:val="32"/>
+          <w:szCs w:val="32"/>
+          <w:lang w:bidi="ar-SA"/>
+        </w:rPr>
+      </w:pPr>
+      <w:r>
+        <w:rPr>
+          <w:sz w:val="32"/>
+          <w:szCs w:val="32"/>
+          <w:lang w:bidi="ar-SA"/>
+        </w:rPr>
+        <w:t xml:space="preserve">The </w:t>
       </w:r>
       <w:proofErr w:type="spellStart"/>
       <w:r>
@@ -965,280 +1748,2185 @@
           <w:szCs w:val="32"/>
           <w:lang w:bidi="ar-SA"/>
         </w:rPr>
-        <w:t>, this is implemented under General Recommendation models, where only user-item interaction data is used to learn embeddings</w:t>
-      </w:r>
-      <w:r>
-        <w:rPr>
-          <w:rFonts w:cs="Arial"/>
+        <w:t xml:space="preserve"> library and its dependencies (including </w:t>
+      </w:r>
+      <w:proofErr w:type="spellStart"/>
+      <w:r>
+        <w:rPr>
+          <w:sz w:val="32"/>
+          <w:szCs w:val="32"/>
+          <w:lang w:bidi="ar-SA"/>
+        </w:rPr>
+        <w:t>PyTorch</w:t>
+      </w:r>
+      <w:proofErr w:type="spellEnd"/>
+      <w:r>
+        <w:rPr>
+          <w:sz w:val="32"/>
+          <w:szCs w:val="32"/>
+          <w:lang w:bidi="ar-SA"/>
+        </w:rPr>
+        <w:t xml:space="preserve"> and Ray) were successfully installed</w:t>
+      </w:r>
+    </w:p>
+    <w:p>
+      <w:pPr>
+        <w:rPr>
+          <w:rFonts w:hint="cs"/>
           <w:sz w:val="32"/>
           <w:szCs w:val="32"/>
           <w:rtl/>
           <w:lang w:bidi="ar-SA"/>
         </w:rPr>
-        <w:t>.</w:t>
-      </w:r>
-    </w:p>
-    <w:p>
-      <w:pPr>
-        <w:jc w:val="right"/>
-        <w:rPr>
-          <w:sz w:val="32"/>
-          <w:szCs w:val="32"/>
-          <w:lang w:bidi="ar-SA"/>
-        </w:rPr>
-      </w:pPr>
-      <w:r>
-        <w:rPr>
-          <w:sz w:val="32"/>
-          <w:szCs w:val="32"/>
-          <w:lang w:bidi="ar-SA"/>
-        </w:rPr>
-        <w:t>Sequential</w:t>
-      </w:r>
-    </w:p>
-    <w:p>
-      <w:pPr>
-        <w:jc w:val="right"/>
-        <w:rPr>
-          <w:sz w:val="32"/>
-          <w:szCs w:val="32"/>
-          <w:lang w:bidi="ar-SA"/>
-        </w:rPr>
-      </w:pPr>
-      <w:r>
-        <w:rPr>
-          <w:rFonts w:cs="Arial"/>
+      </w:pPr>
+    </w:p>
+    <w:p>
+      <w:pPr>
+        <w:rPr>
           <w:sz w:val="32"/>
           <w:szCs w:val="32"/>
           <w:rtl/>
           <w:lang w:bidi="ar-SA"/>
         </w:rPr>
-        <w:t xml:space="preserve">→ </w:t>
+      </w:pPr>
+    </w:p>
+    <w:p>
+      <w:pPr>
+        <w:bidi w:val="0"/>
+        <w:rPr>
+          <w:rFonts w:hint="cs"/>
+          <w:sz w:val="36"/>
+          <w:szCs w:val="36"/>
+          <w:rtl/>
+          <w:lang w:bidi="ar-SA"/>
+          <w14:reflection w14:blurRad="6350" w14:stA="53000" w14:stPos="0" w14:endA="300" w14:endPos="35500" w14:dist="0" w14:dir="5400000" w14:fadeDir="5400000" w14:sx="100000" w14:sy="-90000" w14:kx="0" w14:ky="0" w14:algn="bl"/>
+          <w14:textOutline w14:w="0" w14:cap="flat" w14:cmpd="sng" w14:algn="ctr">
+            <w14:noFill/>
+            <w14:prstDash w14:val="solid"/>
+            <w14:round/>
+          </w14:textOutline>
+          <w14:textFill>
+            <w14:gradFill>
+              <w14:gsLst>
+                <w14:gs w14:pos="0">
+                  <w14:schemeClr w14:val="accent5">
+                    <w14:lumMod w14:val="50000"/>
+                  </w14:schemeClr>
+                </w14:gs>
+                <w14:gs w14:pos="50000">
+                  <w14:schemeClr w14:val="accent5"/>
+                </w14:gs>
+                <w14:gs w14:pos="100000">
+                  <w14:schemeClr w14:val="accent5">
+                    <w14:lumMod w14:val="60000"/>
+                    <w14:lumOff w14:val="40000"/>
+                  </w14:schemeClr>
+                </w14:gs>
+              </w14:gsLst>
+              <w14:lin w14:ang="5400000" w14:scaled="0"/>
+            </w14:gradFill>
+          </w14:textFill>
+        </w:rPr>
+      </w:pPr>
+      <w:r>
+        <w:rPr>
+          <w:sz w:val="36"/>
+          <w:szCs w:val="36"/>
+          <w:lang w:bidi="ar-SA"/>
+          <w14:reflection w14:blurRad="6350" w14:stA="53000" w14:stPos="0" w14:endA="300" w14:endPos="35500" w14:dist="0" w14:dir="5400000" w14:fadeDir="5400000" w14:sx="100000" w14:sy="-90000" w14:kx="0" w14:ky="0" w14:algn="bl"/>
+          <w14:textOutline w14:w="0" w14:cap="flat" w14:cmpd="sng" w14:algn="ctr">
+            <w14:noFill/>
+            <w14:prstDash w14:val="solid"/>
+            <w14:round/>
+          </w14:textOutline>
+          <w14:textFill>
+            <w14:gradFill>
+              <w14:gsLst>
+                <w14:gs w14:pos="0">
+                  <w14:schemeClr w14:val="accent5">
+                    <w14:lumMod w14:val="50000"/>
+                  </w14:schemeClr>
+                </w14:gs>
+                <w14:gs w14:pos="50000">
+                  <w14:schemeClr w14:val="accent5"/>
+                </w14:gs>
+                <w14:gs w14:pos="100000">
+                  <w14:schemeClr w14:val="accent5">
+                    <w14:lumMod w14:val="60000"/>
+                    <w14:lumOff w14:val="40000"/>
+                  </w14:schemeClr>
+                </w14:gs>
+              </w14:gsLst>
+              <w14:lin w14:ang="5400000" w14:scaled="0"/>
+            </w14:gradFill>
+          </w14:textFill>
+        </w:rPr>
+        <w:t>Running the Model</w:t>
+      </w:r>
+    </w:p>
+    <w:p>
+      <w:pPr>
+        <w:rPr>
+          <w:sz w:val="32"/>
+          <w:szCs w:val="32"/>
+          <w:rtl/>
+          <w:lang w:bidi="ar-SA"/>
+        </w:rPr>
+      </w:pPr>
+      <w:r>
+        <w:rPr>
+          <w:noProof/>
+          <w:sz w:val="32"/>
+          <w:szCs w:val="32"/>
+          <w:lang w:bidi="ar-SA"/>
+        </w:rPr>
+        <w:drawing>
+          <wp:inline distT="0" distB="0" distL="0" distR="0" wp14:anchorId="1A626FD3" wp14:editId="536572CA">
+            <wp:extent cx="5267325" cy="1514475"/>
+            <wp:effectExtent l="0" t="0" r="9525" b="9525"/>
+            <wp:docPr id="2019691202" name="Picture 1"/>
+            <wp:cNvGraphicFramePr>
+              <a:graphicFrameLocks xmlns:a="http://schemas.openxmlformats.org/drawingml/2006/main" noChangeAspect="1"/>
+            </wp:cNvGraphicFramePr>
+            <a:graphic xmlns:a="http://schemas.openxmlformats.org/drawingml/2006/main">
+              <a:graphicData uri="http://schemas.openxmlformats.org/drawingml/2006/picture">
+                <pic:pic xmlns:pic="http://schemas.openxmlformats.org/drawingml/2006/picture">
+                  <pic:nvPicPr>
+                    <pic:cNvPr id="0" name="Picture 4"/>
+                    <pic:cNvPicPr>
+                      <a:picLocks noChangeAspect="1" noChangeArrowheads="1"/>
+                    </pic:cNvPicPr>
+                  </pic:nvPicPr>
+                  <pic:blipFill>
+                    <a:blip r:embed="rId7">
+                      <a:extLst>
+                        <a:ext uri="{28A0092B-C50C-407E-A947-70E740481C1C}">
+                          <a14:useLocalDpi xmlns:a14="http://schemas.microsoft.com/office/drawing/2010/main" val="0"/>
+                        </a:ext>
+                      </a:extLst>
+                    </a:blip>
+                    <a:srcRect/>
+                    <a:stretch>
+                      <a:fillRect/>
+                    </a:stretch>
+                  </pic:blipFill>
+                  <pic:spPr bwMode="auto">
+                    <a:xfrm>
+                      <a:off x="0" y="0"/>
+                      <a:ext cx="5267325" cy="1514475"/>
+                    </a:xfrm>
+                    <a:prstGeom prst="rect">
+                      <a:avLst/>
+                    </a:prstGeom>
+                    <a:noFill/>
+                    <a:ln>
+                      <a:noFill/>
+                    </a:ln>
+                  </pic:spPr>
+                </pic:pic>
+              </a:graphicData>
+            </a:graphic>
+          </wp:inline>
+        </w:drawing>
+      </w:r>
+    </w:p>
+    <w:p>
+      <w:pPr>
+        <w:jc w:val="right"/>
+        <w:rPr>
+          <w:rFonts w:hint="cs"/>
+          <w:sz w:val="32"/>
+          <w:szCs w:val="32"/>
+          <w:rtl/>
+          <w:lang w:bidi="ar-SA"/>
+        </w:rPr>
+      </w:pPr>
+      <w:r>
+        <w:rPr>
+          <w:sz w:val="32"/>
+          <w:szCs w:val="32"/>
+          <w:lang w:bidi="ar-SA"/>
+        </w:rPr>
+        <w:t>A basic recommendation model (BPR) was executed using the MovieLens-100k dataset</w:t>
+      </w:r>
+    </w:p>
+    <w:p>
+      <w:pPr>
+        <w:bidi w:val="0"/>
+        <w:rPr>
+          <w:sz w:val="36"/>
+          <w:szCs w:val="36"/>
+          <w:lang w:bidi="ar-SA"/>
+          <w14:reflection w14:blurRad="6350" w14:stA="53000" w14:stPos="0" w14:endA="300" w14:endPos="35500" w14:dist="0" w14:dir="5400000" w14:fadeDir="5400000" w14:sx="100000" w14:sy="-90000" w14:kx="0" w14:ky="0" w14:algn="bl"/>
+          <w14:textOutline w14:w="0" w14:cap="flat" w14:cmpd="sng" w14:algn="ctr">
+            <w14:noFill/>
+            <w14:prstDash w14:val="solid"/>
+            <w14:round/>
+          </w14:textOutline>
+          <w14:textFill>
+            <w14:gradFill>
+              <w14:gsLst>
+                <w14:gs w14:pos="0">
+                  <w14:schemeClr w14:val="accent5">
+                    <w14:lumMod w14:val="50000"/>
+                  </w14:schemeClr>
+                </w14:gs>
+                <w14:gs w14:pos="50000">
+                  <w14:schemeClr w14:val="accent5"/>
+                </w14:gs>
+                <w14:gs w14:pos="100000">
+                  <w14:schemeClr w14:val="accent5">
+                    <w14:lumMod w14:val="60000"/>
+                    <w14:lumOff w14:val="40000"/>
+                  </w14:schemeClr>
+                </w14:gs>
+              </w14:gsLst>
+              <w14:lin w14:ang="5400000" w14:scaled="0"/>
+            </w14:gradFill>
+          </w14:textFill>
+        </w:rPr>
+      </w:pPr>
+      <w:r>
+        <w:rPr>
+          <w:sz w:val="36"/>
+          <w:szCs w:val="36"/>
+          <w:lang w:bidi="ar-SA"/>
+          <w14:reflection w14:blurRad="6350" w14:stA="53000" w14:stPos="0" w14:endA="300" w14:endPos="35500" w14:dist="0" w14:dir="5400000" w14:fadeDir="5400000" w14:sx="100000" w14:sy="-90000" w14:kx="0" w14:ky="0" w14:algn="bl"/>
+          <w14:textOutline w14:w="0" w14:cap="flat" w14:cmpd="sng" w14:algn="ctr">
+            <w14:noFill/>
+            <w14:prstDash w14:val="solid"/>
+            <w14:round/>
+          </w14:textOutline>
+          <w14:textFill>
+            <w14:gradFill>
+              <w14:gsLst>
+                <w14:gs w14:pos="0">
+                  <w14:schemeClr w14:val="accent5">
+                    <w14:lumMod w14:val="50000"/>
+                  </w14:schemeClr>
+                </w14:gs>
+                <w14:gs w14:pos="50000">
+                  <w14:schemeClr w14:val="accent5"/>
+                </w14:gs>
+                <w14:gs w14:pos="100000">
+                  <w14:schemeClr w14:val="accent5">
+                    <w14:lumMod w14:val="60000"/>
+                    <w14:lumOff w14:val="40000"/>
+                  </w14:schemeClr>
+                </w14:gs>
+              </w14:gsLst>
+              <w14:lin w14:ang="5400000" w14:scaled="0"/>
+            </w14:gradFill>
+          </w14:textFill>
+        </w:rPr>
+        <w:t>Dataset Description</w:t>
+      </w:r>
+    </w:p>
+    <w:p>
+      <w:pPr>
+        <w:bidi w:val="0"/>
+        <w:rPr>
+          <w:sz w:val="36"/>
+          <w:szCs w:val="36"/>
+          <w:lang w:bidi="ar-SA"/>
+          <w14:reflection w14:blurRad="6350" w14:stA="53000" w14:stPos="0" w14:endA="300" w14:endPos="35500" w14:dist="0" w14:dir="5400000" w14:fadeDir="5400000" w14:sx="100000" w14:sy="-90000" w14:kx="0" w14:ky="0" w14:algn="bl"/>
+          <w14:textOutline w14:w="0" w14:cap="flat" w14:cmpd="sng" w14:algn="ctr">
+            <w14:noFill/>
+            <w14:prstDash w14:val="solid"/>
+            <w14:round/>
+          </w14:textOutline>
+          <w14:textFill>
+            <w14:gradFill>
+              <w14:gsLst>
+                <w14:gs w14:pos="0">
+                  <w14:schemeClr w14:val="accent5">
+                    <w14:lumMod w14:val="50000"/>
+                  </w14:schemeClr>
+                </w14:gs>
+                <w14:gs w14:pos="50000">
+                  <w14:schemeClr w14:val="accent5"/>
+                </w14:gs>
+                <w14:gs w14:pos="100000">
+                  <w14:schemeClr w14:val="accent5">
+                    <w14:lumMod w14:val="60000"/>
+                    <w14:lumOff w14:val="40000"/>
+                  </w14:schemeClr>
+                </w14:gs>
+              </w14:gsLst>
+              <w14:lin w14:ang="5400000" w14:scaled="0"/>
+            </w14:gradFill>
+          </w14:textFill>
+        </w:rPr>
+      </w:pPr>
+    </w:p>
+    <w:p>
+      <w:pPr>
+        <w:bidi w:val="0"/>
+        <w:jc w:val="both"/>
+        <w:rPr>
+          <w:rFonts w:cstheme="minorHAnsi"/>
+          <w:color w:val="000000" w:themeColor="text1"/>
+          <w:sz w:val="32"/>
+          <w:szCs w:val="32"/>
+          <w:lang w:bidi="ar-SA"/>
+          <w14:shadow w14:blurRad="38100" w14:dist="19050" w14:dir="2700000" w14:sx="100000" w14:sy="100000" w14:kx="0" w14:ky="0" w14:algn="tl">
+            <w14:schemeClr w14:val="dk1">
+              <w14:alpha w14:val="60000"/>
+            </w14:schemeClr>
+          </w14:shadow>
+          <w14:textOutline w14:w="0" w14:cap="flat" w14:cmpd="sng" w14:algn="ctr">
+            <w14:noFill/>
+            <w14:prstDash w14:val="solid"/>
+            <w14:round/>
+          </w14:textOutline>
+        </w:rPr>
+      </w:pPr>
+      <w:r>
+        <w:rPr>
+          <w:rFonts w:cstheme="minorHAnsi"/>
+          <w:noProof/>
+          <w:color w:val="000000" w:themeColor="text1"/>
+          <w:sz w:val="32"/>
+          <w:szCs w:val="32"/>
+          <w:lang w:bidi="ar-SA"/>
+        </w:rPr>
+        <w:drawing>
+          <wp:inline distT="0" distB="0" distL="0" distR="0" wp14:anchorId="4013DF8E" wp14:editId="0EE820D5">
+            <wp:extent cx="5695950" cy="3190875"/>
+            <wp:effectExtent l="0" t="0" r="0" b="9525"/>
+            <wp:docPr id="1167297916" name="Picture 2"/>
+            <wp:cNvGraphicFramePr>
+              <a:graphicFrameLocks xmlns:a="http://schemas.openxmlformats.org/drawingml/2006/main" noChangeAspect="1"/>
+            </wp:cNvGraphicFramePr>
+            <a:graphic xmlns:a="http://schemas.openxmlformats.org/drawingml/2006/main">
+              <a:graphicData uri="http://schemas.openxmlformats.org/drawingml/2006/picture">
+                <pic:pic xmlns:pic="http://schemas.openxmlformats.org/drawingml/2006/picture">
+                  <pic:nvPicPr>
+                    <pic:cNvPr id="1167297916" name="Picture 1167297916"/>
+                    <pic:cNvPicPr/>
+                  </pic:nvPicPr>
+                  <pic:blipFill>
+                    <a:blip r:embed="rId8" cstate="print">
+                      <a:extLst>
+                        <a:ext uri="{28A0092B-C50C-407E-A947-70E740481C1C}">
+                          <a14:useLocalDpi xmlns:a14="http://schemas.microsoft.com/office/drawing/2010/main" val="0"/>
+                        </a:ext>
+                      </a:extLst>
+                    </a:blip>
+                    <a:stretch>
+                      <a:fillRect/>
+                    </a:stretch>
+                  </pic:blipFill>
+                  <pic:spPr>
+                    <a:xfrm>
+                      <a:off x="0" y="0"/>
+                      <a:ext cx="5695950" cy="3190875"/>
+                    </a:xfrm>
+                    <a:prstGeom prst="rect">
+                      <a:avLst/>
+                    </a:prstGeom>
+                  </pic:spPr>
+                </pic:pic>
+              </a:graphicData>
+            </a:graphic>
+          </wp:inline>
+        </w:drawing>
+      </w:r>
+    </w:p>
+    <w:p>
+      <w:pPr>
+        <w:jc w:val="right"/>
+        <w:rPr>
+          <w:sz w:val="32"/>
+          <w:szCs w:val="32"/>
+          <w:lang w:bidi="ar-SA"/>
+        </w:rPr>
+      </w:pPr>
+      <w:r>
+        <w:rPr>
+          <w:sz w:val="32"/>
+          <w:szCs w:val="32"/>
+          <w:lang w:bidi="ar-SA"/>
+        </w:rPr>
+        <w:t>The dataset used is MovieLens-100k, which contains:</w:t>
+      </w:r>
+    </w:p>
+    <w:p>
+      <w:pPr>
+        <w:jc w:val="right"/>
+        <w:rPr>
+          <w:sz w:val="32"/>
+          <w:szCs w:val="32"/>
+          <w:lang w:bidi="ar-SA"/>
+        </w:rPr>
+      </w:pPr>
+      <w:r>
+        <w:rPr>
+          <w:sz w:val="32"/>
+          <w:szCs w:val="32"/>
+          <w:lang w:bidi="ar-SA"/>
+        </w:rPr>
+        <w:t xml:space="preserve">944 users </w:t>
+      </w:r>
+    </w:p>
+    <w:p>
+      <w:pPr>
+        <w:jc w:val="right"/>
+        <w:rPr>
+          <w:sz w:val="32"/>
+          <w:szCs w:val="32"/>
+          <w:lang w:bidi="ar-SA"/>
+        </w:rPr>
+      </w:pPr>
+      <w:r>
+        <w:rPr>
+          <w:sz w:val="32"/>
+          <w:szCs w:val="32"/>
+          <w:lang w:bidi="ar-SA"/>
+        </w:rPr>
+        <w:lastRenderedPageBreak/>
+        <w:t>100,000 interactions</w:t>
+      </w:r>
+      <w:r>
+        <w:rPr>
+          <w:sz w:val="32"/>
+          <w:szCs w:val="32"/>
+          <w:lang w:bidi="ar-SA"/>
+        </w:rPr>
+        <w:br/>
+        <w:t>This dataset is widely used for benchmarking recommendation systems.</w:t>
+      </w:r>
+    </w:p>
+    <w:p>
+      <w:pPr>
+        <w:bidi w:val="0"/>
+        <w:rPr>
+          <w:sz w:val="36"/>
+          <w:szCs w:val="36"/>
+          <w:lang w:bidi="ar-SA"/>
+          <w14:reflection w14:blurRad="6350" w14:stA="53000" w14:stPos="0" w14:endA="300" w14:endPos="35500" w14:dist="0" w14:dir="5400000" w14:fadeDir="5400000" w14:sx="100000" w14:sy="-90000" w14:kx="0" w14:ky="0" w14:algn="bl"/>
+          <w14:textOutline w14:w="0" w14:cap="flat" w14:cmpd="sng" w14:algn="ctr">
+            <w14:noFill/>
+            <w14:prstDash w14:val="solid"/>
+            <w14:round/>
+          </w14:textOutline>
+          <w14:textFill>
+            <w14:gradFill>
+              <w14:gsLst>
+                <w14:gs w14:pos="0">
+                  <w14:schemeClr w14:val="accent5">
+                    <w14:lumMod w14:val="50000"/>
+                  </w14:schemeClr>
+                </w14:gs>
+                <w14:gs w14:pos="50000">
+                  <w14:schemeClr w14:val="accent5"/>
+                </w14:gs>
+                <w14:gs w14:pos="100000">
+                  <w14:schemeClr w14:val="accent5">
+                    <w14:lumMod w14:val="60000"/>
+                    <w14:lumOff w14:val="40000"/>
+                  </w14:schemeClr>
+                </w14:gs>
+              </w14:gsLst>
+              <w14:lin w14:ang="5400000" w14:scaled="0"/>
+            </w14:gradFill>
+          </w14:textFill>
+        </w:rPr>
+      </w:pPr>
+    </w:p>
+    <w:p>
+      <w:pPr>
+        <w:bidi w:val="0"/>
+        <w:rPr>
+          <w:sz w:val="36"/>
+          <w:szCs w:val="36"/>
+          <w:lang w:bidi="ar-SA"/>
+          <w14:reflection w14:blurRad="6350" w14:stA="53000" w14:stPos="0" w14:endA="300" w14:endPos="35500" w14:dist="0" w14:dir="5400000" w14:fadeDir="5400000" w14:sx="100000" w14:sy="-90000" w14:kx="0" w14:ky="0" w14:algn="bl"/>
+          <w14:textOutline w14:w="0" w14:cap="flat" w14:cmpd="sng" w14:algn="ctr">
+            <w14:noFill/>
+            <w14:prstDash w14:val="solid"/>
+            <w14:round/>
+          </w14:textOutline>
+          <w14:textFill>
+            <w14:gradFill>
+              <w14:gsLst>
+                <w14:gs w14:pos="0">
+                  <w14:schemeClr w14:val="accent5">
+                    <w14:lumMod w14:val="50000"/>
+                  </w14:schemeClr>
+                </w14:gs>
+                <w14:gs w14:pos="50000">
+                  <w14:schemeClr w14:val="accent5"/>
+                </w14:gs>
+                <w14:gs w14:pos="100000">
+                  <w14:schemeClr w14:val="accent5">
+                    <w14:lumMod w14:val="60000"/>
+                    <w14:lumOff w14:val="40000"/>
+                  </w14:schemeClr>
+                </w14:gs>
+              </w14:gsLst>
+              <w14:lin w14:ang="5400000" w14:scaled="0"/>
+            </w14:gradFill>
+          </w14:textFill>
+        </w:rPr>
+      </w:pPr>
+      <w:r>
+        <w:rPr>
+          <w:sz w:val="36"/>
+          <w:szCs w:val="36"/>
+          <w:lang w:bidi="ar-SA"/>
+          <w14:reflection w14:blurRad="6350" w14:stA="53000" w14:stPos="0" w14:endA="300" w14:endPos="35500" w14:dist="0" w14:dir="5400000" w14:fadeDir="5400000" w14:sx="100000" w14:sy="-90000" w14:kx="0" w14:ky="0" w14:algn="bl"/>
+          <w14:textOutline w14:w="0" w14:cap="flat" w14:cmpd="sng" w14:algn="ctr">
+            <w14:noFill/>
+            <w14:prstDash w14:val="solid"/>
+            <w14:round/>
+          </w14:textOutline>
+          <w14:textFill>
+            <w14:gradFill>
+              <w14:gsLst>
+                <w14:gs w14:pos="0">
+                  <w14:schemeClr w14:val="accent5">
+                    <w14:lumMod w14:val="50000"/>
+                  </w14:schemeClr>
+                </w14:gs>
+                <w14:gs w14:pos="50000">
+                  <w14:schemeClr w14:val="accent5"/>
+                </w14:gs>
+                <w14:gs w14:pos="100000">
+                  <w14:schemeClr w14:val="accent5">
+                    <w14:lumMod w14:val="60000"/>
+                    <w14:lumOff w14:val="40000"/>
+                  </w14:schemeClr>
+                </w14:gs>
+              </w14:gsLst>
+              <w14:lin w14:ang="5400000" w14:scaled="0"/>
+            </w14:gradFill>
+          </w14:textFill>
+        </w:rPr>
+        <w:t>Training Process</w:t>
+      </w:r>
+    </w:p>
+    <w:p>
+      <w:pPr>
+        <w:bidi w:val="0"/>
+        <w:rPr>
+          <w:sz w:val="36"/>
+          <w:szCs w:val="36"/>
+          <w:lang w:bidi="ar-SA"/>
+          <w14:reflection w14:blurRad="6350" w14:stA="53000" w14:stPos="0" w14:endA="300" w14:endPos="35500" w14:dist="0" w14:dir="5400000" w14:fadeDir="5400000" w14:sx="100000" w14:sy="-90000" w14:kx="0" w14:ky="0" w14:algn="bl"/>
+          <w14:textOutline w14:w="0" w14:cap="flat" w14:cmpd="sng" w14:algn="ctr">
+            <w14:noFill/>
+            <w14:prstDash w14:val="solid"/>
+            <w14:round/>
+          </w14:textOutline>
+          <w14:textFill>
+            <w14:gradFill>
+              <w14:gsLst>
+                <w14:gs w14:pos="0">
+                  <w14:schemeClr w14:val="accent5">
+                    <w14:lumMod w14:val="50000"/>
+                  </w14:schemeClr>
+                </w14:gs>
+                <w14:gs w14:pos="50000">
+                  <w14:schemeClr w14:val="accent5"/>
+                </w14:gs>
+                <w14:gs w14:pos="100000">
+                  <w14:schemeClr w14:val="accent5">
+                    <w14:lumMod w14:val="60000"/>
+                    <w14:lumOff w14:val="40000"/>
+                  </w14:schemeClr>
+                </w14:gs>
+              </w14:gsLst>
+              <w14:lin w14:ang="5400000" w14:scaled="0"/>
+            </w14:gradFill>
+          </w14:textFill>
+        </w:rPr>
+      </w:pPr>
+    </w:p>
+    <w:p>
+      <w:pPr>
+        <w:bidi w:val="0"/>
+        <w:rPr>
+          <w:sz w:val="36"/>
+          <w:szCs w:val="36"/>
+          <w:lang w:bidi="ar-SA"/>
+          <w14:reflection w14:blurRad="6350" w14:stA="53000" w14:stPos="0" w14:endA="300" w14:endPos="35500" w14:dist="0" w14:dir="5400000" w14:fadeDir="5400000" w14:sx="100000" w14:sy="-90000" w14:kx="0" w14:ky="0" w14:algn="bl"/>
+          <w14:textOutline w14:w="0" w14:cap="flat" w14:cmpd="sng" w14:algn="ctr">
+            <w14:noFill/>
+            <w14:prstDash w14:val="solid"/>
+            <w14:round/>
+          </w14:textOutline>
+          <w14:textFill>
+            <w14:gradFill>
+              <w14:gsLst>
+                <w14:gs w14:pos="0">
+                  <w14:schemeClr w14:val="accent5">
+                    <w14:lumMod w14:val="50000"/>
+                  </w14:schemeClr>
+                </w14:gs>
+                <w14:gs w14:pos="50000">
+                  <w14:schemeClr w14:val="accent5"/>
+                </w14:gs>
+                <w14:gs w14:pos="100000">
+                  <w14:schemeClr w14:val="accent5">
+                    <w14:lumMod w14:val="60000"/>
+                    <w14:lumOff w14:val="40000"/>
+                  </w14:schemeClr>
+                </w14:gs>
+              </w14:gsLst>
+              <w14:lin w14:ang="5400000" w14:scaled="0"/>
+            </w14:gradFill>
+          </w14:textFill>
+        </w:rPr>
+      </w:pPr>
+      <w:r>
+        <w:rPr>
+          <w:noProof/>
+          <w:sz w:val="36"/>
+          <w:szCs w:val="36"/>
+          <w:lang w:bidi="ar-SA"/>
+        </w:rPr>
+        <w:drawing>
+          <wp:inline distT="0" distB="0" distL="0" distR="0" wp14:anchorId="1DBF6F39" wp14:editId="060F2AC3">
+            <wp:extent cx="5274310" cy="2828290"/>
+            <wp:effectExtent l="0" t="0" r="2540" b="0"/>
+            <wp:docPr id="857241017" name="Picture 3"/>
+            <wp:cNvGraphicFramePr>
+              <a:graphicFrameLocks xmlns:a="http://schemas.openxmlformats.org/drawingml/2006/main" noChangeAspect="1"/>
+            </wp:cNvGraphicFramePr>
+            <a:graphic xmlns:a="http://schemas.openxmlformats.org/drawingml/2006/main">
+              <a:graphicData uri="http://schemas.openxmlformats.org/drawingml/2006/picture">
+                <pic:pic xmlns:pic="http://schemas.openxmlformats.org/drawingml/2006/picture">
+                  <pic:nvPicPr>
+                    <pic:cNvPr id="857241017" name="Picture 857241017"/>
+                    <pic:cNvPicPr/>
+                  </pic:nvPicPr>
+                  <pic:blipFill>
+                    <a:blip r:embed="rId9" cstate="print">
+                      <a:extLst>
+                        <a:ext uri="{28A0092B-C50C-407E-A947-70E740481C1C}">
+                          <a14:useLocalDpi xmlns:a14="http://schemas.microsoft.com/office/drawing/2010/main" val="0"/>
+                        </a:ext>
+                      </a:extLst>
+                    </a:blip>
+                    <a:stretch>
+                      <a:fillRect/>
+                    </a:stretch>
+                  </pic:blipFill>
+                  <pic:spPr>
+                    <a:xfrm>
+                      <a:off x="0" y="0"/>
+                      <a:ext cx="5274310" cy="2828290"/>
+                    </a:xfrm>
+                    <a:prstGeom prst="rect">
+                      <a:avLst/>
+                    </a:prstGeom>
+                  </pic:spPr>
+                </pic:pic>
+              </a:graphicData>
+            </a:graphic>
+          </wp:inline>
+        </w:drawing>
+      </w:r>
+    </w:p>
+    <w:p>
+      <w:pPr>
+        <w:bidi w:val="0"/>
+        <w:rPr>
+          <w:sz w:val="36"/>
+          <w:szCs w:val="36"/>
+          <w:lang w:bidi="ar-SA"/>
+          <w14:reflection w14:blurRad="6350" w14:stA="53000" w14:stPos="0" w14:endA="300" w14:endPos="35500" w14:dist="0" w14:dir="5400000" w14:fadeDir="5400000" w14:sx="100000" w14:sy="-90000" w14:kx="0" w14:ky="0" w14:algn="bl"/>
+          <w14:textOutline w14:w="0" w14:cap="flat" w14:cmpd="sng" w14:algn="ctr">
+            <w14:noFill/>
+            <w14:prstDash w14:val="solid"/>
+            <w14:round/>
+          </w14:textOutline>
+          <w14:textFill>
+            <w14:gradFill>
+              <w14:gsLst>
+                <w14:gs w14:pos="0">
+                  <w14:schemeClr w14:val="accent5">
+                    <w14:lumMod w14:val="50000"/>
+                  </w14:schemeClr>
+                </w14:gs>
+                <w14:gs w14:pos="50000">
+                  <w14:schemeClr w14:val="accent5"/>
+                </w14:gs>
+                <w14:gs w14:pos="100000">
+                  <w14:schemeClr w14:val="accent5">
+                    <w14:lumMod w14:val="60000"/>
+                    <w14:lumOff w14:val="40000"/>
+                  </w14:schemeClr>
+                </w14:gs>
+              </w14:gsLst>
+              <w14:lin w14:ang="5400000" w14:scaled="0"/>
+            </w14:gradFill>
+          </w14:textFill>
+        </w:rPr>
+      </w:pPr>
+    </w:p>
+    <w:p>
+      <w:pPr>
+        <w:bidi w:val="0"/>
+        <w:rPr>
+          <w:sz w:val="36"/>
+          <w:szCs w:val="36"/>
+          <w:lang w:bidi="ar-SA"/>
+          <w14:reflection w14:blurRad="6350" w14:stA="53000" w14:stPos="0" w14:endA="300" w14:endPos="35500" w14:dist="0" w14:dir="5400000" w14:fadeDir="5400000" w14:sx="100000" w14:sy="-90000" w14:kx="0" w14:ky="0" w14:algn="bl"/>
+          <w14:textOutline w14:w="0" w14:cap="flat" w14:cmpd="sng" w14:algn="ctr">
+            <w14:noFill/>
+            <w14:prstDash w14:val="solid"/>
+            <w14:round/>
+          </w14:textOutline>
+          <w14:textFill>
+            <w14:gradFill>
+              <w14:gsLst>
+                <w14:gs w14:pos="0">
+                  <w14:schemeClr w14:val="accent5">
+                    <w14:lumMod w14:val="50000"/>
+                  </w14:schemeClr>
+                </w14:gs>
+                <w14:gs w14:pos="50000">
+                  <w14:schemeClr w14:val="accent5"/>
+                </w14:gs>
+                <w14:gs w14:pos="100000">
+                  <w14:schemeClr w14:val="accent5">
+                    <w14:lumMod w14:val="60000"/>
+                    <w14:lumOff w14:val="40000"/>
+                  </w14:schemeClr>
+                </w14:gs>
+              </w14:gsLst>
+              <w14:lin w14:ang="5400000" w14:scaled="0"/>
+            </w14:gradFill>
+          </w14:textFill>
+        </w:rPr>
+      </w:pPr>
+    </w:p>
+    <w:p>
+      <w:pPr>
+        <w:bidi w:val="0"/>
+        <w:rPr>
+          <w:rFonts w:asciiTheme="minorBidi" w:hAnsiTheme="minorBidi"/>
+          <w:color w:val="000000" w:themeColor="text1"/>
+          <w:sz w:val="32"/>
+          <w:szCs w:val="32"/>
+          <w:lang w:bidi="ar-SA"/>
+          <w14:shadow w14:blurRad="38100" w14:dist="19050" w14:dir="2700000" w14:sx="100000" w14:sy="100000" w14:kx="0" w14:ky="0" w14:algn="tl">
+            <w14:schemeClr w14:val="dk1">
+              <w14:alpha w14:val="60000"/>
+            </w14:schemeClr>
+          </w14:shadow>
+          <w14:textOutline w14:w="0" w14:cap="flat" w14:cmpd="sng" w14:algn="ctr">
+            <w14:noFill/>
+            <w14:prstDash w14:val="solid"/>
+            <w14:round/>
+          </w14:textOutline>
+        </w:rPr>
+      </w:pPr>
+      <w:r>
+        <w:rPr>
+          <w:rFonts w:asciiTheme="minorBidi" w:hAnsiTheme="minorBidi"/>
+          <w:color w:val="000000" w:themeColor="text1"/>
+          <w:sz w:val="32"/>
+          <w:szCs w:val="32"/>
+          <w:lang w:bidi="ar-SA"/>
+          <w14:shadow w14:blurRad="38100" w14:dist="19050" w14:dir="2700000" w14:sx="100000" w14:sy="100000" w14:kx="0" w14:ky="0" w14:algn="tl">
+            <w14:schemeClr w14:val="dk1">
+              <w14:alpha w14:val="60000"/>
+            </w14:schemeClr>
+          </w14:shadow>
+          <w14:textOutline w14:w="0" w14:cap="flat" w14:cmpd="sng" w14:algn="ctr">
+            <w14:noFill/>
+            <w14:prstDash w14:val="solid"/>
+            <w14:round/>
+          </w14:textOutline>
+        </w:rPr>
+        <w:t>The model was trained for multiple epochs.</w:t>
+      </w:r>
+      <w:r>
+        <w:rPr>
+          <w:rFonts w:asciiTheme="minorBidi" w:hAnsiTheme="minorBidi"/>
+          <w:color w:val="000000" w:themeColor="text1"/>
+          <w:sz w:val="32"/>
+          <w:szCs w:val="32"/>
+          <w:lang w:bidi="ar-SA"/>
+          <w14:shadow w14:blurRad="38100" w14:dist="19050" w14:dir="2700000" w14:sx="100000" w14:sy="100000" w14:kx="0" w14:ky="0" w14:algn="tl">
+            <w14:schemeClr w14:val="dk1">
+              <w14:alpha w14:val="60000"/>
+            </w14:schemeClr>
+          </w14:shadow>
+          <w14:textOutline w14:w="0" w14:cap="flat" w14:cmpd="sng" w14:algn="ctr">
+            <w14:noFill/>
+            <w14:prstDash w14:val="solid"/>
+            <w14:round/>
+          </w14:textOutline>
+        </w:rPr>
+        <w:br/>
+        <w:t>During training, the loss decreased, indicating that the model was learning user-item interactions.</w:t>
+      </w:r>
+    </w:p>
+    <w:p>
+      <w:pPr>
+        <w:bidi w:val="0"/>
+        <w:rPr>
+          <w:sz w:val="36"/>
+          <w:szCs w:val="36"/>
+          <w:lang w:bidi="ar-SA"/>
+          <w14:reflection w14:blurRad="6350" w14:stA="53000" w14:stPos="0" w14:endA="300" w14:endPos="35500" w14:dist="0" w14:dir="5400000" w14:fadeDir="5400000" w14:sx="100000" w14:sy="-90000" w14:kx="0" w14:ky="0" w14:algn="bl"/>
+          <w14:textOutline w14:w="0" w14:cap="flat" w14:cmpd="sng" w14:algn="ctr">
+            <w14:noFill/>
+            <w14:prstDash w14:val="solid"/>
+            <w14:round/>
+          </w14:textOutline>
+          <w14:textFill>
+            <w14:gradFill>
+              <w14:gsLst>
+                <w14:gs w14:pos="0">
+                  <w14:schemeClr w14:val="accent5">
+                    <w14:lumMod w14:val="50000"/>
+                  </w14:schemeClr>
+                </w14:gs>
+                <w14:gs w14:pos="50000">
+                  <w14:schemeClr w14:val="accent5"/>
+                </w14:gs>
+                <w14:gs w14:pos="100000">
+                  <w14:schemeClr w14:val="accent5">
+                    <w14:lumMod w14:val="60000"/>
+                    <w14:lumOff w14:val="40000"/>
+                  </w14:schemeClr>
+                </w14:gs>
+              </w14:gsLst>
+              <w14:lin w14:ang="5400000" w14:scaled="0"/>
+            </w14:gradFill>
+          </w14:textFill>
+        </w:rPr>
+      </w:pPr>
+    </w:p>
+    <w:p>
+      <w:pPr>
+        <w:bidi w:val="0"/>
+        <w:rPr>
+          <w:sz w:val="36"/>
+          <w:szCs w:val="36"/>
+          <w:lang w:bidi="ar-SA"/>
+          <w14:reflection w14:blurRad="6350" w14:stA="53000" w14:stPos="0" w14:endA="300" w14:endPos="35500" w14:dist="0" w14:dir="5400000" w14:fadeDir="5400000" w14:sx="100000" w14:sy="-90000" w14:kx="0" w14:ky="0" w14:algn="bl"/>
+          <w14:textOutline w14:w="0" w14:cap="flat" w14:cmpd="sng" w14:algn="ctr">
+            <w14:noFill/>
+            <w14:prstDash w14:val="solid"/>
+            <w14:round/>
+          </w14:textOutline>
+          <w14:textFill>
+            <w14:gradFill>
+              <w14:gsLst>
+                <w14:gs w14:pos="0">
+                  <w14:schemeClr w14:val="accent5">
+                    <w14:lumMod w14:val="50000"/>
+                  </w14:schemeClr>
+                </w14:gs>
+                <w14:gs w14:pos="50000">
+                  <w14:schemeClr w14:val="accent5"/>
+                </w14:gs>
+                <w14:gs w14:pos="100000">
+                  <w14:schemeClr w14:val="accent5">
+                    <w14:lumMod w14:val="60000"/>
+                    <w14:lumOff w14:val="40000"/>
+                  </w14:schemeClr>
+                </w14:gs>
+              </w14:gsLst>
+              <w14:lin w14:ang="5400000" w14:scaled="0"/>
+            </w14:gradFill>
+          </w14:textFill>
+        </w:rPr>
+      </w:pPr>
+    </w:p>
+    <w:p>
+      <w:pPr>
+        <w:bidi w:val="0"/>
+        <w:rPr>
+          <w:sz w:val="36"/>
+          <w:szCs w:val="36"/>
+          <w:lang w:bidi="ar-SA"/>
+          <w14:reflection w14:blurRad="6350" w14:stA="53000" w14:stPos="0" w14:endA="300" w14:endPos="35500" w14:dist="0" w14:dir="5400000" w14:fadeDir="5400000" w14:sx="100000" w14:sy="-90000" w14:kx="0" w14:ky="0" w14:algn="bl"/>
+          <w14:textOutline w14:w="0" w14:cap="flat" w14:cmpd="sng" w14:algn="ctr">
+            <w14:noFill/>
+            <w14:prstDash w14:val="solid"/>
+            <w14:round/>
+          </w14:textOutline>
+          <w14:textFill>
+            <w14:gradFill>
+              <w14:gsLst>
+                <w14:gs w14:pos="0">
+                  <w14:schemeClr w14:val="accent5">
+                    <w14:lumMod w14:val="50000"/>
+                  </w14:schemeClr>
+                </w14:gs>
+                <w14:gs w14:pos="50000">
+                  <w14:schemeClr w14:val="accent5"/>
+                </w14:gs>
+                <w14:gs w14:pos="100000">
+                  <w14:schemeClr w14:val="accent5">
+                    <w14:lumMod w14:val="60000"/>
+                    <w14:lumOff w14:val="40000"/>
+                  </w14:schemeClr>
+                </w14:gs>
+              </w14:gsLst>
+              <w14:lin w14:ang="5400000" w14:scaled="0"/>
+            </w14:gradFill>
+          </w14:textFill>
+        </w:rPr>
+      </w:pPr>
+    </w:p>
+    <w:p>
+      <w:pPr>
+        <w:bidi w:val="0"/>
+        <w:rPr>
+          <w:sz w:val="36"/>
+          <w:szCs w:val="36"/>
+          <w:lang w:bidi="ar-SA"/>
+          <w14:reflection w14:blurRad="6350" w14:stA="53000" w14:stPos="0" w14:endA="300" w14:endPos="35500" w14:dist="0" w14:dir="5400000" w14:fadeDir="5400000" w14:sx="100000" w14:sy="-90000" w14:kx="0" w14:ky="0" w14:algn="bl"/>
+          <w14:textOutline w14:w="0" w14:cap="flat" w14:cmpd="sng" w14:algn="ctr">
+            <w14:noFill/>
+            <w14:prstDash w14:val="solid"/>
+            <w14:round/>
+          </w14:textOutline>
+          <w14:textFill>
+            <w14:gradFill>
+              <w14:gsLst>
+                <w14:gs w14:pos="0">
+                  <w14:schemeClr w14:val="accent5">
+                    <w14:lumMod w14:val="50000"/>
+                  </w14:schemeClr>
+                </w14:gs>
+                <w14:gs w14:pos="50000">
+                  <w14:schemeClr w14:val="accent5"/>
+                </w14:gs>
+                <w14:gs w14:pos="100000">
+                  <w14:schemeClr w14:val="accent5">
+                    <w14:lumMod w14:val="60000"/>
+                    <w14:lumOff w14:val="40000"/>
+                  </w14:schemeClr>
+                </w14:gs>
+              </w14:gsLst>
+              <w14:lin w14:ang="5400000" w14:scaled="0"/>
+            </w14:gradFill>
+          </w14:textFill>
+        </w:rPr>
+      </w:pPr>
+    </w:p>
+    <w:p>
+      <w:pPr>
+        <w:bidi w:val="0"/>
+        <w:rPr>
+          <w:sz w:val="36"/>
+          <w:szCs w:val="36"/>
+          <w:lang w:bidi="ar-SA"/>
+          <w14:reflection w14:blurRad="6350" w14:stA="53000" w14:stPos="0" w14:endA="300" w14:endPos="35500" w14:dist="0" w14:dir="5400000" w14:fadeDir="5400000" w14:sx="100000" w14:sy="-90000" w14:kx="0" w14:ky="0" w14:algn="bl"/>
+          <w14:textOutline w14:w="0" w14:cap="flat" w14:cmpd="sng" w14:algn="ctr">
+            <w14:noFill/>
+            <w14:prstDash w14:val="solid"/>
+            <w14:round/>
+          </w14:textOutline>
+          <w14:textFill>
+            <w14:gradFill>
+              <w14:gsLst>
+                <w14:gs w14:pos="0">
+                  <w14:schemeClr w14:val="accent5">
+                    <w14:lumMod w14:val="50000"/>
+                  </w14:schemeClr>
+                </w14:gs>
+                <w14:gs w14:pos="50000">
+                  <w14:schemeClr w14:val="accent5"/>
+                </w14:gs>
+                <w14:gs w14:pos="100000">
+                  <w14:schemeClr w14:val="accent5">
+                    <w14:lumMod w14:val="60000"/>
+                    <w14:lumOff w14:val="40000"/>
+                  </w14:schemeClr>
+                </w14:gs>
+              </w14:gsLst>
+              <w14:lin w14:ang="5400000" w14:scaled="0"/>
+            </w14:gradFill>
+          </w14:textFill>
+        </w:rPr>
+      </w:pPr>
+      <w:r>
+        <w:rPr>
+          <w:sz w:val="36"/>
+          <w:szCs w:val="36"/>
+          <w:lang w:bidi="ar-SA"/>
+          <w14:reflection w14:blurRad="6350" w14:stA="53000" w14:stPos="0" w14:endA="300" w14:endPos="35500" w14:dist="0" w14:dir="5400000" w14:fadeDir="5400000" w14:sx="100000" w14:sy="-90000" w14:kx="0" w14:ky="0" w14:algn="bl"/>
+          <w14:textOutline w14:w="0" w14:cap="flat" w14:cmpd="sng" w14:algn="ctr">
+            <w14:noFill/>
+            <w14:prstDash w14:val="solid"/>
+            <w14:round/>
+          </w14:textOutline>
+          <w14:textFill>
+            <w14:gradFill>
+              <w14:gsLst>
+                <w14:gs w14:pos="0">
+                  <w14:schemeClr w14:val="accent5">
+                    <w14:lumMod w14:val="50000"/>
+                  </w14:schemeClr>
+                </w14:gs>
+                <w14:gs w14:pos="50000">
+                  <w14:schemeClr w14:val="accent5"/>
+                </w14:gs>
+                <w14:gs w14:pos="100000">
+                  <w14:schemeClr w14:val="accent5">
+                    <w14:lumMod w14:val="60000"/>
+                    <w14:lumOff w14:val="40000"/>
+                  </w14:schemeClr>
+                </w14:gs>
+              </w14:gsLst>
+              <w14:lin w14:ang="5400000" w14:scaled="0"/>
+            </w14:gradFill>
+          </w14:textFill>
+        </w:rPr>
+        <w:lastRenderedPageBreak/>
+        <w:t>Evaluation Metrics</w:t>
+      </w:r>
+    </w:p>
+    <w:p>
+      <w:pPr>
+        <w:bidi w:val="0"/>
+        <w:rPr>
+          <w:sz w:val="36"/>
+          <w:szCs w:val="36"/>
+          <w:lang w:bidi="ar-SA"/>
+          <w14:reflection w14:blurRad="6350" w14:stA="53000" w14:stPos="0" w14:endA="300" w14:endPos="35500" w14:dist="0" w14:dir="5400000" w14:fadeDir="5400000" w14:sx="100000" w14:sy="-90000" w14:kx="0" w14:ky="0" w14:algn="bl"/>
+          <w14:textOutline w14:w="0" w14:cap="flat" w14:cmpd="sng" w14:algn="ctr">
+            <w14:noFill/>
+            <w14:prstDash w14:val="solid"/>
+            <w14:round/>
+          </w14:textOutline>
+          <w14:textFill>
+            <w14:gradFill>
+              <w14:gsLst>
+                <w14:gs w14:pos="0">
+                  <w14:schemeClr w14:val="accent5">
+                    <w14:lumMod w14:val="50000"/>
+                  </w14:schemeClr>
+                </w14:gs>
+                <w14:gs w14:pos="50000">
+                  <w14:schemeClr w14:val="accent5"/>
+                </w14:gs>
+                <w14:gs w14:pos="100000">
+                  <w14:schemeClr w14:val="accent5">
+                    <w14:lumMod w14:val="60000"/>
+                    <w14:lumOff w14:val="40000"/>
+                  </w14:schemeClr>
+                </w14:gs>
+              </w14:gsLst>
+              <w14:lin w14:ang="5400000" w14:scaled="0"/>
+            </w14:gradFill>
+          </w14:textFill>
+        </w:rPr>
+      </w:pPr>
+    </w:p>
+    <w:p>
+      <w:pPr>
+        <w:bidi w:val="0"/>
+        <w:rPr>
+          <w:sz w:val="36"/>
+          <w:szCs w:val="36"/>
+          <w:lang w:bidi="ar-SA"/>
+          <w14:reflection w14:blurRad="6350" w14:stA="53000" w14:stPos="0" w14:endA="300" w14:endPos="35500" w14:dist="0" w14:dir="5400000" w14:fadeDir="5400000" w14:sx="100000" w14:sy="-90000" w14:kx="0" w14:ky="0" w14:algn="bl"/>
+          <w14:textOutline w14:w="0" w14:cap="flat" w14:cmpd="sng" w14:algn="ctr">
+            <w14:noFill/>
+            <w14:prstDash w14:val="solid"/>
+            <w14:round/>
+          </w14:textOutline>
+          <w14:textFill>
+            <w14:gradFill>
+              <w14:gsLst>
+                <w14:gs w14:pos="0">
+                  <w14:schemeClr w14:val="accent5">
+                    <w14:lumMod w14:val="50000"/>
+                  </w14:schemeClr>
+                </w14:gs>
+                <w14:gs w14:pos="50000">
+                  <w14:schemeClr w14:val="accent5"/>
+                </w14:gs>
+                <w14:gs w14:pos="100000">
+                  <w14:schemeClr w14:val="accent5">
+                    <w14:lumMod w14:val="60000"/>
+                    <w14:lumOff w14:val="40000"/>
+                  </w14:schemeClr>
+                </w14:gs>
+              </w14:gsLst>
+              <w14:lin w14:ang="5400000" w14:scaled="0"/>
+            </w14:gradFill>
+          </w14:textFill>
+        </w:rPr>
+      </w:pPr>
+      <w:r>
+        <w:rPr>
+          <w:noProof/>
+          <w:sz w:val="36"/>
+          <w:szCs w:val="36"/>
+          <w:lang w:bidi="ar-SA"/>
+        </w:rPr>
+        <w:drawing>
+          <wp:inline distT="0" distB="0" distL="0" distR="0" wp14:anchorId="7506C507" wp14:editId="607D64F5">
+            <wp:extent cx="5274310" cy="1651635"/>
+            <wp:effectExtent l="0" t="0" r="2540" b="5715"/>
+            <wp:docPr id="1226428169" name="Picture 4"/>
+            <wp:cNvGraphicFramePr>
+              <a:graphicFrameLocks xmlns:a="http://schemas.openxmlformats.org/drawingml/2006/main" noChangeAspect="1"/>
+            </wp:cNvGraphicFramePr>
+            <a:graphic xmlns:a="http://schemas.openxmlformats.org/drawingml/2006/main">
+              <a:graphicData uri="http://schemas.openxmlformats.org/drawingml/2006/picture">
+                <pic:pic xmlns:pic="http://schemas.openxmlformats.org/drawingml/2006/picture">
+                  <pic:nvPicPr>
+                    <pic:cNvPr id="1226428169" name="Picture 1226428169"/>
+                    <pic:cNvPicPr/>
+                  </pic:nvPicPr>
+                  <pic:blipFill>
+                    <a:blip r:embed="rId10" cstate="print">
+                      <a:extLst>
+                        <a:ext uri="{28A0092B-C50C-407E-A947-70E740481C1C}">
+                          <a14:useLocalDpi xmlns:a14="http://schemas.microsoft.com/office/drawing/2010/main" val="0"/>
+                        </a:ext>
+                      </a:extLst>
+                    </a:blip>
+                    <a:stretch>
+                      <a:fillRect/>
+                    </a:stretch>
+                  </pic:blipFill>
+                  <pic:spPr>
+                    <a:xfrm>
+                      <a:off x="0" y="0"/>
+                      <a:ext cx="5274310" cy="1651635"/>
+                    </a:xfrm>
+                    <a:prstGeom prst="rect">
+                      <a:avLst/>
+                    </a:prstGeom>
+                  </pic:spPr>
+                </pic:pic>
+              </a:graphicData>
+            </a:graphic>
+          </wp:inline>
+        </w:drawing>
+      </w:r>
+    </w:p>
+    <w:p>
+      <w:pPr>
+        <w:bidi w:val="0"/>
+        <w:rPr>
+          <w:sz w:val="36"/>
+          <w:szCs w:val="36"/>
+          <w:lang w:bidi="ar-SA"/>
+          <w14:reflection w14:blurRad="6350" w14:stA="53000" w14:stPos="0" w14:endA="300" w14:endPos="35500" w14:dist="0" w14:dir="5400000" w14:fadeDir="5400000" w14:sx="100000" w14:sy="-90000" w14:kx="0" w14:ky="0" w14:algn="bl"/>
+          <w14:textOutline w14:w="0" w14:cap="flat" w14:cmpd="sng" w14:algn="ctr">
+            <w14:noFill/>
+            <w14:prstDash w14:val="solid"/>
+            <w14:round/>
+          </w14:textOutline>
+          <w14:textFill>
+            <w14:gradFill>
+              <w14:gsLst>
+                <w14:gs w14:pos="0">
+                  <w14:schemeClr w14:val="accent5">
+                    <w14:lumMod w14:val="50000"/>
+                  </w14:schemeClr>
+                </w14:gs>
+                <w14:gs w14:pos="50000">
+                  <w14:schemeClr w14:val="accent5"/>
+                </w14:gs>
+                <w14:gs w14:pos="100000">
+                  <w14:schemeClr w14:val="accent5">
+                    <w14:lumMod w14:val="60000"/>
+                    <w14:lumOff w14:val="40000"/>
+                  </w14:schemeClr>
+                </w14:gs>
+              </w14:gsLst>
+              <w14:lin w14:ang="5400000" w14:scaled="0"/>
+            </w14:gradFill>
+          </w14:textFill>
+        </w:rPr>
+      </w:pPr>
+    </w:p>
+    <w:p>
+      <w:pPr>
+        <w:bidi w:val="0"/>
+        <w:jc w:val="both"/>
+        <w:rPr>
+          <w:rFonts w:cstheme="minorHAnsi"/>
+          <w:bCs/>
+          <w:color w:val="000000" w:themeColor="text1"/>
+          <w:sz w:val="28"/>
+          <w:szCs w:val="28"/>
+          <w:lang w:bidi="ar-SA"/>
+          <w14:shadow w14:blurRad="38100" w14:dist="19050" w14:dir="2700000" w14:sx="100000" w14:sy="100000" w14:kx="0" w14:ky="0" w14:algn="tl">
+            <w14:schemeClr w14:val="dk1">
+              <w14:alpha w14:val="60000"/>
+            </w14:schemeClr>
+          </w14:shadow>
+          <w14:textOutline w14:w="0" w14:cap="flat" w14:cmpd="sng" w14:algn="ctr">
+            <w14:noFill/>
+            <w14:prstDash w14:val="solid"/>
+            <w14:round/>
+          </w14:textOutline>
+        </w:rPr>
+      </w:pPr>
+      <w:r>
+        <w:rPr>
+          <w:rFonts w:cstheme="minorHAnsi"/>
+          <w:bCs/>
+          <w:color w:val="000000" w:themeColor="text1"/>
+          <w:sz w:val="28"/>
+          <w:szCs w:val="28"/>
+          <w:lang w:bidi="ar-SA"/>
+          <w14:shadow w14:blurRad="38100" w14:dist="19050" w14:dir="2700000" w14:sx="100000" w14:sy="100000" w14:kx="0" w14:ky="0" w14:algn="tl">
+            <w14:schemeClr w14:val="dk1">
+              <w14:alpha w14:val="60000"/>
+            </w14:schemeClr>
+          </w14:shadow>
+          <w14:textOutline w14:w="0" w14:cap="flat" w14:cmpd="sng" w14:algn="ctr">
+            <w14:noFill/>
+            <w14:prstDash w14:val="solid"/>
+            <w14:round/>
+          </w14:textOutline>
+        </w:rPr>
+        <w:t xml:space="preserve"> Recall@10</w:t>
+      </w:r>
+    </w:p>
+    <w:p>
+      <w:pPr>
+        <w:bidi w:val="0"/>
+        <w:jc w:val="both"/>
+        <w:rPr>
+          <w:rFonts w:cstheme="minorHAnsi"/>
+          <w:color w:val="000000" w:themeColor="text1"/>
+          <w:sz w:val="28"/>
+          <w:szCs w:val="28"/>
+          <w:lang w:bidi="ar-SA"/>
+          <w14:shadow w14:blurRad="38100" w14:dist="19050" w14:dir="2700000" w14:sx="100000" w14:sy="100000" w14:kx="0" w14:ky="0" w14:algn="tl">
+            <w14:schemeClr w14:val="dk1">
+              <w14:alpha w14:val="60000"/>
+            </w14:schemeClr>
+          </w14:shadow>
+          <w14:textOutline w14:w="0" w14:cap="flat" w14:cmpd="sng" w14:algn="ctr">
+            <w14:noFill/>
+            <w14:prstDash w14:val="solid"/>
+            <w14:round/>
+          </w14:textOutline>
+        </w:rPr>
+      </w:pPr>
+      <w:r>
+        <w:rPr>
+          <w:rFonts w:cstheme="minorHAnsi"/>
+          <w:color w:val="000000" w:themeColor="text1"/>
+          <w:sz w:val="28"/>
+          <w:szCs w:val="28"/>
+          <w:lang w:bidi="ar-SA"/>
+          <w14:shadow w14:blurRad="38100" w14:dist="19050" w14:dir="2700000" w14:sx="100000" w14:sy="100000" w14:kx="0" w14:ky="0" w14:algn="tl">
+            <w14:schemeClr w14:val="dk1">
+              <w14:alpha w14:val="60000"/>
+            </w14:schemeClr>
+          </w14:shadow>
+          <w14:textOutline w14:w="0" w14:cap="flat" w14:cmpd="sng" w14:algn="ctr">
+            <w14:noFill/>
+            <w14:prstDash w14:val="solid"/>
+            <w14:round/>
+          </w14:textOutline>
+        </w:rPr>
+        <w:t>Measures how many relevant items are recommended in the top 10 results.</w:t>
+      </w:r>
+    </w:p>
+    <w:p>
+      <w:pPr>
+        <w:bidi w:val="0"/>
+        <w:jc w:val="both"/>
+        <w:rPr>
+          <w:rFonts w:cstheme="minorHAnsi"/>
+          <w:bCs/>
+          <w:color w:val="000000" w:themeColor="text1"/>
+          <w:sz w:val="28"/>
+          <w:szCs w:val="28"/>
+          <w:lang w:bidi="ar-SA"/>
+          <w14:shadow w14:blurRad="38100" w14:dist="19050" w14:dir="2700000" w14:sx="100000" w14:sy="100000" w14:kx="0" w14:ky="0" w14:algn="tl">
+            <w14:schemeClr w14:val="dk1">
+              <w14:alpha w14:val="60000"/>
+            </w14:schemeClr>
+          </w14:shadow>
+          <w14:textOutline w14:w="0" w14:cap="flat" w14:cmpd="sng" w14:algn="ctr">
+            <w14:noFill/>
+            <w14:prstDash w14:val="solid"/>
+            <w14:round/>
+          </w14:textOutline>
+        </w:rPr>
+      </w:pPr>
+      <w:r>
+        <w:rPr>
+          <w:rFonts w:cstheme="minorHAnsi"/>
+          <w:bCs/>
+          <w:color w:val="000000" w:themeColor="text1"/>
+          <w:sz w:val="28"/>
+          <w:szCs w:val="28"/>
+          <w:lang w:bidi="ar-SA"/>
+          <w14:shadow w14:blurRad="38100" w14:dist="19050" w14:dir="2700000" w14:sx="100000" w14:sy="100000" w14:kx="0" w14:ky="0" w14:algn="tl">
+            <w14:schemeClr w14:val="dk1">
+              <w14:alpha w14:val="60000"/>
+            </w14:schemeClr>
+          </w14:shadow>
+          <w14:textOutline w14:w="0" w14:cap="flat" w14:cmpd="sng" w14:algn="ctr">
+            <w14:noFill/>
+            <w14:prstDash w14:val="solid"/>
+            <w14:round/>
+          </w14:textOutline>
+        </w:rPr>
+        <w:t xml:space="preserve"> MRR@10</w:t>
+      </w:r>
+    </w:p>
+    <w:p>
+      <w:pPr>
+        <w:bidi w:val="0"/>
+        <w:jc w:val="both"/>
+        <w:rPr>
+          <w:rFonts w:cstheme="minorHAnsi"/>
+          <w:color w:val="000000" w:themeColor="text1"/>
+          <w:sz w:val="28"/>
+          <w:szCs w:val="28"/>
+          <w:lang w:bidi="ar-SA"/>
+          <w14:shadow w14:blurRad="38100" w14:dist="19050" w14:dir="2700000" w14:sx="100000" w14:sy="100000" w14:kx="0" w14:ky="0" w14:algn="tl">
+            <w14:schemeClr w14:val="dk1">
+              <w14:alpha w14:val="60000"/>
+            </w14:schemeClr>
+          </w14:shadow>
+          <w14:textOutline w14:w="0" w14:cap="flat" w14:cmpd="sng" w14:algn="ctr">
+            <w14:noFill/>
+            <w14:prstDash w14:val="solid"/>
+            <w14:round/>
+          </w14:textOutline>
+        </w:rPr>
+      </w:pPr>
+      <w:r>
+        <w:rPr>
+          <w:rFonts w:cstheme="minorHAnsi"/>
+          <w:color w:val="000000" w:themeColor="text1"/>
+          <w:sz w:val="28"/>
+          <w:szCs w:val="28"/>
+          <w:lang w:bidi="ar-SA"/>
+          <w14:shadow w14:blurRad="38100" w14:dist="19050" w14:dir="2700000" w14:sx="100000" w14:sy="100000" w14:kx="0" w14:ky="0" w14:algn="tl">
+            <w14:schemeClr w14:val="dk1">
+              <w14:alpha w14:val="60000"/>
+            </w14:schemeClr>
+          </w14:shadow>
+          <w14:textOutline w14:w="0" w14:cap="flat" w14:cmpd="sng" w14:algn="ctr">
+            <w14:noFill/>
+            <w14:prstDash w14:val="solid"/>
+            <w14:round/>
+          </w14:textOutline>
+        </w:rPr>
+        <w:t>Measures how early the correct item appears in the ranking.</w:t>
+      </w:r>
+    </w:p>
+    <w:p>
+      <w:pPr>
+        <w:bidi w:val="0"/>
+        <w:jc w:val="both"/>
+        <w:rPr>
+          <w:rFonts w:cstheme="minorHAnsi"/>
+          <w:bCs/>
+          <w:color w:val="000000" w:themeColor="text1"/>
+          <w:sz w:val="28"/>
+          <w:szCs w:val="28"/>
+          <w:lang w:bidi="ar-SA"/>
+          <w14:shadow w14:blurRad="38100" w14:dist="19050" w14:dir="2700000" w14:sx="100000" w14:sy="100000" w14:kx="0" w14:ky="0" w14:algn="tl">
+            <w14:schemeClr w14:val="dk1">
+              <w14:alpha w14:val="60000"/>
+            </w14:schemeClr>
+          </w14:shadow>
+          <w14:textOutline w14:w="0" w14:cap="flat" w14:cmpd="sng" w14:algn="ctr">
+            <w14:noFill/>
+            <w14:prstDash w14:val="solid"/>
+            <w14:round/>
+          </w14:textOutline>
+        </w:rPr>
+      </w:pPr>
+      <w:r>
+        <w:rPr>
+          <w:rFonts w:cstheme="minorHAnsi"/>
+          <w:bCs/>
+          <w:color w:val="000000" w:themeColor="text1"/>
+          <w:sz w:val="28"/>
+          <w:szCs w:val="28"/>
+          <w:lang w:bidi="ar-SA"/>
+          <w14:shadow w14:blurRad="38100" w14:dist="19050" w14:dir="2700000" w14:sx="100000" w14:sy="100000" w14:kx="0" w14:ky="0" w14:algn="tl">
+            <w14:schemeClr w14:val="dk1">
+              <w14:alpha w14:val="60000"/>
+            </w14:schemeClr>
+          </w14:shadow>
+          <w14:textOutline w14:w="0" w14:cap="flat" w14:cmpd="sng" w14:algn="ctr">
+            <w14:noFill/>
+            <w14:prstDash w14:val="solid"/>
+            <w14:round/>
+          </w14:textOutline>
+        </w:rPr>
+        <w:t xml:space="preserve"> NDCG@10</w:t>
+      </w:r>
+    </w:p>
+    <w:p>
+      <w:pPr>
+        <w:bidi w:val="0"/>
+        <w:jc w:val="both"/>
+        <w:rPr>
+          <w:rFonts w:cstheme="minorHAnsi"/>
+          <w:color w:val="000000" w:themeColor="text1"/>
+          <w:sz w:val="28"/>
+          <w:szCs w:val="28"/>
+          <w:lang w:bidi="ar-SA"/>
+          <w14:shadow w14:blurRad="38100" w14:dist="19050" w14:dir="2700000" w14:sx="100000" w14:sy="100000" w14:kx="0" w14:ky="0" w14:algn="tl">
+            <w14:schemeClr w14:val="dk1">
+              <w14:alpha w14:val="60000"/>
+            </w14:schemeClr>
+          </w14:shadow>
+          <w14:textOutline w14:w="0" w14:cap="flat" w14:cmpd="sng" w14:algn="ctr">
+            <w14:noFill/>
+            <w14:prstDash w14:val="solid"/>
+            <w14:round/>
+          </w14:textOutline>
+        </w:rPr>
+      </w:pPr>
+      <w:r>
+        <w:rPr>
+          <w:rFonts w:cstheme="minorHAnsi"/>
+          <w:color w:val="000000" w:themeColor="text1"/>
+          <w:sz w:val="28"/>
+          <w:szCs w:val="28"/>
+          <w:lang w:bidi="ar-SA"/>
+          <w14:shadow w14:blurRad="38100" w14:dist="19050" w14:dir="2700000" w14:sx="100000" w14:sy="100000" w14:kx="0" w14:ky="0" w14:algn="tl">
+            <w14:schemeClr w14:val="dk1">
+              <w14:alpha w14:val="60000"/>
+            </w14:schemeClr>
+          </w14:shadow>
+          <w14:textOutline w14:w="0" w14:cap="flat" w14:cmpd="sng" w14:algn="ctr">
+            <w14:noFill/>
+            <w14:prstDash w14:val="solid"/>
+            <w14:round/>
+          </w14:textOutline>
+        </w:rPr>
+        <w:t>Evaluates ranking quality by giving higher weight to top positions.</w:t>
+      </w:r>
+    </w:p>
+    <w:p>
+      <w:pPr>
+        <w:bidi w:val="0"/>
+        <w:jc w:val="both"/>
+        <w:rPr>
+          <w:rFonts w:cstheme="minorHAnsi"/>
+          <w:bCs/>
+          <w:color w:val="000000" w:themeColor="text1"/>
+          <w:sz w:val="28"/>
+          <w:szCs w:val="28"/>
+          <w:lang w:bidi="ar-SA"/>
+          <w14:shadow w14:blurRad="38100" w14:dist="19050" w14:dir="2700000" w14:sx="100000" w14:sy="100000" w14:kx="0" w14:ky="0" w14:algn="tl">
+            <w14:schemeClr w14:val="dk1">
+              <w14:alpha w14:val="60000"/>
+            </w14:schemeClr>
+          </w14:shadow>
+          <w14:textOutline w14:w="0" w14:cap="flat" w14:cmpd="sng" w14:algn="ctr">
+            <w14:noFill/>
+            <w14:prstDash w14:val="solid"/>
+            <w14:round/>
+          </w14:textOutline>
+        </w:rPr>
+      </w:pPr>
+      <w:r>
+        <w:rPr>
+          <w:rFonts w:cstheme="minorHAnsi"/>
+          <w:bCs/>
+          <w:color w:val="000000" w:themeColor="text1"/>
+          <w:sz w:val="28"/>
+          <w:szCs w:val="28"/>
+          <w:lang w:bidi="ar-SA"/>
+          <w14:shadow w14:blurRad="38100" w14:dist="19050" w14:dir="2700000" w14:sx="100000" w14:sy="100000" w14:kx="0" w14:ky="0" w14:algn="tl">
+            <w14:schemeClr w14:val="dk1">
+              <w14:alpha w14:val="60000"/>
+            </w14:schemeClr>
+          </w14:shadow>
+          <w14:textOutline w14:w="0" w14:cap="flat" w14:cmpd="sng" w14:algn="ctr">
+            <w14:noFill/>
+            <w14:prstDash w14:val="solid"/>
+            <w14:round/>
+          </w14:textOutline>
+        </w:rPr>
+        <w:t xml:space="preserve"> Hit@10</w:t>
+      </w:r>
+    </w:p>
+    <w:p>
+      <w:pPr>
+        <w:bidi w:val="0"/>
+        <w:jc w:val="both"/>
+        <w:rPr>
+          <w:rFonts w:cstheme="minorHAnsi"/>
+          <w:color w:val="000000" w:themeColor="text1"/>
+          <w:sz w:val="28"/>
+          <w:szCs w:val="28"/>
+          <w:lang w:bidi="ar-SA"/>
+          <w14:shadow w14:blurRad="38100" w14:dist="19050" w14:dir="2700000" w14:sx="100000" w14:sy="100000" w14:kx="0" w14:ky="0" w14:algn="tl">
+            <w14:schemeClr w14:val="dk1">
+              <w14:alpha w14:val="60000"/>
+            </w14:schemeClr>
+          </w14:shadow>
+          <w14:textOutline w14:w="0" w14:cap="flat" w14:cmpd="sng" w14:algn="ctr">
+            <w14:noFill/>
+            <w14:prstDash w14:val="solid"/>
+            <w14:round/>
+          </w14:textOutline>
+        </w:rPr>
+      </w:pPr>
+      <w:r>
+        <w:rPr>
+          <w:rFonts w:cstheme="minorHAnsi"/>
+          <w:color w:val="000000" w:themeColor="text1"/>
+          <w:sz w:val="28"/>
+          <w:szCs w:val="28"/>
+          <w:lang w:bidi="ar-SA"/>
+          <w14:shadow w14:blurRad="38100" w14:dist="19050" w14:dir="2700000" w14:sx="100000" w14:sy="100000" w14:kx="0" w14:ky="0" w14:algn="tl">
+            <w14:schemeClr w14:val="dk1">
+              <w14:alpha w14:val="60000"/>
+            </w14:schemeClr>
+          </w14:shadow>
+          <w14:textOutline w14:w="0" w14:cap="flat" w14:cmpd="sng" w14:algn="ctr">
+            <w14:noFill/>
+            <w14:prstDash w14:val="solid"/>
+            <w14:round/>
+          </w14:textOutline>
+        </w:rPr>
+        <w:t>Shows if at least one correct recommendation appears in the top 10.</w:t>
+      </w:r>
+    </w:p>
+    <w:p>
+      <w:pPr>
+        <w:bidi w:val="0"/>
+        <w:jc w:val="both"/>
+        <w:rPr>
+          <w:rFonts w:cstheme="minorHAnsi"/>
+          <w:bCs/>
+          <w:color w:val="000000" w:themeColor="text1"/>
+          <w:sz w:val="28"/>
+          <w:szCs w:val="28"/>
+          <w:lang w:bidi="ar-SA"/>
+          <w14:shadow w14:blurRad="38100" w14:dist="19050" w14:dir="2700000" w14:sx="100000" w14:sy="100000" w14:kx="0" w14:ky="0" w14:algn="tl">
+            <w14:schemeClr w14:val="dk1">
+              <w14:alpha w14:val="60000"/>
+            </w14:schemeClr>
+          </w14:shadow>
+          <w14:textOutline w14:w="0" w14:cap="flat" w14:cmpd="sng" w14:algn="ctr">
+            <w14:noFill/>
+            <w14:prstDash w14:val="solid"/>
+            <w14:round/>
+          </w14:textOutline>
+        </w:rPr>
+      </w:pPr>
+      <w:r>
+        <w:rPr>
+          <w:rFonts w:cstheme="minorHAnsi"/>
+          <w:bCs/>
+          <w:color w:val="000000" w:themeColor="text1"/>
+          <w:sz w:val="28"/>
+          <w:szCs w:val="28"/>
+          <w:lang w:bidi="ar-SA"/>
+          <w14:shadow w14:blurRad="38100" w14:dist="19050" w14:dir="2700000" w14:sx="100000" w14:sy="100000" w14:kx="0" w14:ky="0" w14:algn="tl">
+            <w14:schemeClr w14:val="dk1">
+              <w14:alpha w14:val="60000"/>
+            </w14:schemeClr>
+          </w14:shadow>
+          <w14:textOutline w14:w="0" w14:cap="flat" w14:cmpd="sng" w14:algn="ctr">
+            <w14:noFill/>
+            <w14:prstDash w14:val="solid"/>
+            <w14:round/>
+          </w14:textOutline>
+        </w:rPr>
+        <w:t xml:space="preserve"> Precision@10</w:t>
+      </w:r>
+    </w:p>
+    <w:p>
+      <w:pPr>
+        <w:bidi w:val="0"/>
+        <w:jc w:val="both"/>
+        <w:rPr>
+          <w:rFonts w:cstheme="minorHAnsi"/>
+          <w:color w:val="000000" w:themeColor="text1"/>
+          <w:sz w:val="28"/>
+          <w:szCs w:val="28"/>
+          <w:lang w:bidi="ar-SA"/>
+          <w14:shadow w14:blurRad="38100" w14:dist="19050" w14:dir="2700000" w14:sx="100000" w14:sy="100000" w14:kx="0" w14:ky="0" w14:algn="tl">
+            <w14:schemeClr w14:val="dk1">
+              <w14:alpha w14:val="60000"/>
+            </w14:schemeClr>
+          </w14:shadow>
+          <w14:textOutline w14:w="0" w14:cap="flat" w14:cmpd="sng" w14:algn="ctr">
+            <w14:noFill/>
+            <w14:prstDash w14:val="solid"/>
+            <w14:round/>
+          </w14:textOutline>
+        </w:rPr>
+      </w:pPr>
+      <w:r>
+        <w:rPr>
+          <w:rFonts w:cstheme="minorHAnsi"/>
+          <w:color w:val="000000" w:themeColor="text1"/>
+          <w:sz w:val="28"/>
+          <w:szCs w:val="28"/>
+          <w:lang w:bidi="ar-SA"/>
+          <w14:shadow w14:blurRad="38100" w14:dist="19050" w14:dir="2700000" w14:sx="100000" w14:sy="100000" w14:kx="0" w14:ky="0" w14:algn="tl">
+            <w14:schemeClr w14:val="dk1">
+              <w14:alpha w14:val="60000"/>
+            </w14:schemeClr>
+          </w14:shadow>
+          <w14:textOutline w14:w="0" w14:cap="flat" w14:cmpd="sng" w14:algn="ctr">
+            <w14:noFill/>
+            <w14:prstDash w14:val="solid"/>
+            <w14:round/>
+          </w14:textOutline>
+        </w:rPr>
+        <w:t>Measures the proportion of relevant items among the recommended ones</w:t>
+      </w:r>
+    </w:p>
+    <w:p>
+      <w:pPr>
+        <w:bidi w:val="0"/>
+        <w:rPr>
+          <w:rFonts w:cstheme="minorHAnsi"/>
+          <w:color w:val="000000" w:themeColor="text1"/>
+          <w:sz w:val="28"/>
+          <w:szCs w:val="28"/>
+          <w:lang w:bidi="ar-SA"/>
+          <w14:shadow w14:blurRad="38100" w14:dist="19050" w14:dir="2700000" w14:sx="100000" w14:sy="100000" w14:kx="0" w14:ky="0" w14:algn="tl">
+            <w14:schemeClr w14:val="dk1">
+              <w14:alpha w14:val="60000"/>
+            </w14:schemeClr>
+          </w14:shadow>
+          <w14:textOutline w14:w="0" w14:cap="flat" w14:cmpd="sng" w14:algn="ctr">
+            <w14:noFill/>
+            <w14:prstDash w14:val="solid"/>
+            <w14:round/>
+          </w14:textOutline>
+        </w:rPr>
+      </w:pPr>
+    </w:p>
+    <w:p>
+      <w:pPr>
+        <w:bidi w:val="0"/>
+        <w:rPr>
+          <w:rFonts w:cstheme="minorHAnsi"/>
+          <w:color w:val="000000" w:themeColor="text1"/>
+          <w:sz w:val="28"/>
+          <w:szCs w:val="28"/>
+          <w:lang w:bidi="ar-SA"/>
+          <w14:shadow w14:blurRad="38100" w14:dist="19050" w14:dir="2700000" w14:sx="100000" w14:sy="100000" w14:kx="0" w14:ky="0" w14:algn="tl">
+            <w14:schemeClr w14:val="dk1">
+              <w14:alpha w14:val="60000"/>
+            </w14:schemeClr>
+          </w14:shadow>
+          <w14:textOutline w14:w="0" w14:cap="flat" w14:cmpd="sng" w14:algn="ctr">
+            <w14:noFill/>
+            <w14:prstDash w14:val="solid"/>
+            <w14:round/>
+          </w14:textOutline>
+        </w:rPr>
+      </w:pPr>
+    </w:p>
+    <w:p>
+      <w:pPr>
+        <w:bidi w:val="0"/>
+        <w:rPr>
+          <w:sz w:val="36"/>
+          <w:szCs w:val="36"/>
+          <w:lang w:bidi="ar-SA"/>
+          <w14:reflection w14:blurRad="6350" w14:stA="53000" w14:stPos="0" w14:endA="300" w14:endPos="35500" w14:dist="0" w14:dir="5400000" w14:fadeDir="5400000" w14:sx="100000" w14:sy="-90000" w14:kx="0" w14:ky="0" w14:algn="bl"/>
+          <w14:textOutline w14:w="0" w14:cap="flat" w14:cmpd="sng" w14:algn="ctr">
+            <w14:noFill/>
+            <w14:prstDash w14:val="solid"/>
+            <w14:round/>
+          </w14:textOutline>
+          <w14:textFill>
+            <w14:gradFill>
+              <w14:gsLst>
+                <w14:gs w14:pos="0">
+                  <w14:schemeClr w14:val="accent5">
+                    <w14:lumMod w14:val="50000"/>
+                  </w14:schemeClr>
+                </w14:gs>
+                <w14:gs w14:pos="50000">
+                  <w14:schemeClr w14:val="accent5"/>
+                </w14:gs>
+                <w14:gs w14:pos="100000">
+                  <w14:schemeClr w14:val="accent5">
+                    <w14:lumMod w14:val="60000"/>
+                    <w14:lumOff w14:val="40000"/>
+                  </w14:schemeClr>
+                </w14:gs>
+              </w14:gsLst>
+              <w14:lin w14:ang="5400000" w14:scaled="0"/>
+            </w14:gradFill>
+          </w14:textFill>
+        </w:rPr>
+      </w:pPr>
+    </w:p>
+    <w:p>
+      <w:pPr>
+        <w:bidi w:val="0"/>
+        <w:rPr>
+          <w:sz w:val="36"/>
+          <w:szCs w:val="36"/>
+          <w:lang w:bidi="ar-SA"/>
+          <w14:reflection w14:blurRad="6350" w14:stA="53000" w14:stPos="0" w14:endA="300" w14:endPos="35500" w14:dist="0" w14:dir="5400000" w14:fadeDir="5400000" w14:sx="100000" w14:sy="-90000" w14:kx="0" w14:ky="0" w14:algn="bl"/>
+          <w14:textOutline w14:w="0" w14:cap="flat" w14:cmpd="sng" w14:algn="ctr">
+            <w14:noFill/>
+            <w14:prstDash w14:val="solid"/>
+            <w14:round/>
+          </w14:textOutline>
+          <w14:textFill>
+            <w14:gradFill>
+              <w14:gsLst>
+                <w14:gs w14:pos="0">
+                  <w14:schemeClr w14:val="accent5">
+                    <w14:lumMod w14:val="50000"/>
+                  </w14:schemeClr>
+                </w14:gs>
+                <w14:gs w14:pos="50000">
+                  <w14:schemeClr w14:val="accent5"/>
+                </w14:gs>
+                <w14:gs w14:pos="100000">
+                  <w14:schemeClr w14:val="accent5">
+                    <w14:lumMod w14:val="60000"/>
+                    <w14:lumOff w14:val="40000"/>
+                  </w14:schemeClr>
+                </w14:gs>
+              </w14:gsLst>
+              <w14:lin w14:ang="5400000" w14:scaled="0"/>
+            </w14:gradFill>
+          </w14:textFill>
+        </w:rPr>
+      </w:pPr>
+    </w:p>
+    <w:p>
+      <w:pPr>
+        <w:bidi w:val="0"/>
+        <w:rPr>
+          <w:sz w:val="36"/>
+          <w:szCs w:val="36"/>
+          <w:lang w:bidi="ar-SA"/>
+          <w14:reflection w14:blurRad="6350" w14:stA="53000" w14:stPos="0" w14:endA="300" w14:endPos="35500" w14:dist="0" w14:dir="5400000" w14:fadeDir="5400000" w14:sx="100000" w14:sy="-90000" w14:kx="0" w14:ky="0" w14:algn="bl"/>
+          <w14:textOutline w14:w="0" w14:cap="flat" w14:cmpd="sng" w14:algn="ctr">
+            <w14:noFill/>
+            <w14:prstDash w14:val="solid"/>
+            <w14:round/>
+          </w14:textOutline>
+          <w14:textFill>
+            <w14:gradFill>
+              <w14:gsLst>
+                <w14:gs w14:pos="0">
+                  <w14:schemeClr w14:val="accent5">
+                    <w14:lumMod w14:val="50000"/>
+                  </w14:schemeClr>
+                </w14:gs>
+                <w14:gs w14:pos="50000">
+                  <w14:schemeClr w14:val="accent5"/>
+                </w14:gs>
+                <w14:gs w14:pos="100000">
+                  <w14:schemeClr w14:val="accent5">
+                    <w14:lumMod w14:val="60000"/>
+                    <w14:lumOff w14:val="40000"/>
+                  </w14:schemeClr>
+                </w14:gs>
+              </w14:gsLst>
+              <w14:lin w14:ang="5400000" w14:scaled="0"/>
+            </w14:gradFill>
+          </w14:textFill>
+        </w:rPr>
+      </w:pPr>
+    </w:p>
+    <w:p>
+      <w:pPr>
+        <w:bidi w:val="0"/>
+        <w:rPr>
+          <w:sz w:val="36"/>
+          <w:szCs w:val="36"/>
+          <w:lang w:bidi="ar-SA"/>
+          <w14:reflection w14:blurRad="6350" w14:stA="53000" w14:stPos="0" w14:endA="300" w14:endPos="35500" w14:dist="0" w14:dir="5400000" w14:fadeDir="5400000" w14:sx="100000" w14:sy="-90000" w14:kx="0" w14:ky="0" w14:algn="bl"/>
+          <w14:textOutline w14:w="0" w14:cap="flat" w14:cmpd="sng" w14:algn="ctr">
+            <w14:noFill/>
+            <w14:prstDash w14:val="solid"/>
+            <w14:round/>
+          </w14:textOutline>
+          <w14:textFill>
+            <w14:gradFill>
+              <w14:gsLst>
+                <w14:gs w14:pos="0">
+                  <w14:schemeClr w14:val="accent5">
+                    <w14:lumMod w14:val="50000"/>
+                  </w14:schemeClr>
+                </w14:gs>
+                <w14:gs w14:pos="50000">
+                  <w14:schemeClr w14:val="accent5"/>
+                </w14:gs>
+                <w14:gs w14:pos="100000">
+                  <w14:schemeClr w14:val="accent5">
+                    <w14:lumMod w14:val="60000"/>
+                    <w14:lumOff w14:val="40000"/>
+                  </w14:schemeClr>
+                </w14:gs>
+              </w14:gsLst>
+              <w14:lin w14:ang="5400000" w14:scaled="0"/>
+            </w14:gradFill>
+          </w14:textFill>
+        </w:rPr>
+      </w:pPr>
+      <w:r>
+        <w:rPr>
+          <w:sz w:val="36"/>
+          <w:szCs w:val="36"/>
+          <w:lang w:bidi="ar-SA"/>
+          <w14:reflection w14:blurRad="6350" w14:stA="53000" w14:stPos="0" w14:endA="300" w14:endPos="35500" w14:dist="0" w14:dir="5400000" w14:fadeDir="5400000" w14:sx="100000" w14:sy="-90000" w14:kx="0" w14:ky="0" w14:algn="bl"/>
+          <w14:textOutline w14:w="0" w14:cap="flat" w14:cmpd="sng" w14:algn="ctr">
+            <w14:noFill/>
+            <w14:prstDash w14:val="solid"/>
+            <w14:round/>
+          </w14:textOutline>
+          <w14:textFill>
+            <w14:gradFill>
+              <w14:gsLst>
+                <w14:gs w14:pos="0">
+                  <w14:schemeClr w14:val="accent5">
+                    <w14:lumMod w14:val="50000"/>
+                  </w14:schemeClr>
+                </w14:gs>
+                <w14:gs w14:pos="50000">
+                  <w14:schemeClr w14:val="accent5"/>
+                </w14:gs>
+                <w14:gs w14:pos="100000">
+                  <w14:schemeClr w14:val="accent5">
+                    <w14:lumMod w14:val="60000"/>
+                    <w14:lumOff w14:val="40000"/>
+                  </w14:schemeClr>
+                </w14:gs>
+              </w14:gsLst>
+              <w14:lin w14:ang="5400000" w14:scaled="0"/>
+            </w14:gradFill>
+          </w14:textFill>
+        </w:rPr>
+        <w:t>Results Analysis</w:t>
+      </w:r>
+    </w:p>
+    <w:p>
+      <w:pPr>
+        <w:bidi w:val="0"/>
+        <w:rPr>
+          <w:color w:val="000000" w:themeColor="text1"/>
+          <w:sz w:val="28"/>
+          <w:szCs w:val="28"/>
+          <w:lang w:bidi="ar-SA"/>
+          <w14:shadow w14:blurRad="38100" w14:dist="19050" w14:dir="2700000" w14:sx="100000" w14:sy="100000" w14:kx="0" w14:ky="0" w14:algn="tl">
+            <w14:schemeClr w14:val="dk1">
+              <w14:alpha w14:val="60000"/>
+            </w14:schemeClr>
+          </w14:shadow>
+          <w14:textOutline w14:w="0" w14:cap="flat" w14:cmpd="sng" w14:algn="ctr">
+            <w14:noFill/>
+            <w14:prstDash w14:val="solid"/>
+            <w14:round/>
+          </w14:textOutline>
+        </w:rPr>
+      </w:pPr>
+      <w:r>
+        <w:rPr>
+          <w:color w:val="000000" w:themeColor="text1"/>
+          <w:sz w:val="28"/>
+          <w:szCs w:val="28"/>
+          <w:lang w:bidi="ar-SA"/>
+          <w14:shadow w14:blurRad="38100" w14:dist="19050" w14:dir="2700000" w14:sx="100000" w14:sy="100000" w14:kx="0" w14:ky="0" w14:algn="tl">
+            <w14:schemeClr w14:val="dk1">
+              <w14:alpha w14:val="60000"/>
+            </w14:schemeClr>
+          </w14:shadow>
+          <w14:textOutline w14:w="0" w14:cap="flat" w14:cmpd="sng" w14:algn="ctr">
+            <w14:noFill/>
+            <w14:prstDash w14:val="solid"/>
+            <w14:round/>
+          </w14:textOutline>
+        </w:rPr>
+        <w:t>The model achieved strong performance, especially in MRR and Hit Rate.</w:t>
+      </w:r>
+      <w:r>
+        <w:rPr>
+          <w:color w:val="000000" w:themeColor="text1"/>
+          <w:sz w:val="28"/>
+          <w:szCs w:val="28"/>
+          <w:lang w:bidi="ar-SA"/>
+          <w14:shadow w14:blurRad="38100" w14:dist="19050" w14:dir="2700000" w14:sx="100000" w14:sy="100000" w14:kx="0" w14:ky="0" w14:algn="tl">
+            <w14:schemeClr w14:val="dk1">
+              <w14:alpha w14:val="60000"/>
+            </w14:schemeClr>
+          </w14:shadow>
+          <w14:textOutline w14:w="0" w14:cap="flat" w14:cmpd="sng" w14:algn="ctr">
+            <w14:noFill/>
+            <w14:prstDash w14:val="solid"/>
+            <w14:round/>
+          </w14:textOutline>
+        </w:rPr>
+        <w:br/>
+        <w:t>This indicates that the system is effective at ranking relevant items at the top of the recommendation list.</w:t>
+      </w:r>
+    </w:p>
+    <w:p>
+      <w:pPr>
+        <w:bidi w:val="0"/>
+        <w:rPr>
+          <w:color w:val="000000" w:themeColor="text1"/>
+          <w:sz w:val="28"/>
+          <w:szCs w:val="28"/>
+          <w:lang w:bidi="ar-SA"/>
+          <w14:shadow w14:blurRad="38100" w14:dist="19050" w14:dir="2700000" w14:sx="100000" w14:sy="100000" w14:kx="0" w14:ky="0" w14:algn="tl">
+            <w14:schemeClr w14:val="dk1">
+              <w14:alpha w14:val="60000"/>
+            </w14:schemeClr>
+          </w14:shadow>
+          <w14:textOutline w14:w="0" w14:cap="flat" w14:cmpd="sng" w14:algn="ctr">
+            <w14:noFill/>
+            <w14:prstDash w14:val="solid"/>
+            <w14:round/>
+          </w14:textOutline>
+        </w:rPr>
+      </w:pPr>
+    </w:p>
+    <w:p>
+      <w:pPr>
+        <w:bidi w:val="0"/>
+        <w:rPr>
+          <w:color w:val="000000" w:themeColor="text1"/>
+          <w:sz w:val="28"/>
+          <w:szCs w:val="28"/>
+          <w:lang w:bidi="ar-SA"/>
+          <w14:shadow w14:blurRad="38100" w14:dist="19050" w14:dir="2700000" w14:sx="100000" w14:sy="100000" w14:kx="0" w14:ky="0" w14:algn="tl">
+            <w14:schemeClr w14:val="dk1">
+              <w14:alpha w14:val="60000"/>
+            </w14:schemeClr>
+          </w14:shadow>
+          <w14:textOutline w14:w="0" w14:cap="flat" w14:cmpd="sng" w14:algn="ctr">
+            <w14:noFill/>
+            <w14:prstDash w14:val="solid"/>
+            <w14:round/>
+          </w14:textOutline>
+        </w:rPr>
+      </w:pPr>
+    </w:p>
+    <w:p>
+      <w:pPr>
+        <w:bidi w:val="0"/>
+        <w:rPr>
+          <w:color w:val="000000" w:themeColor="text1"/>
+          <w:sz w:val="36"/>
+          <w:szCs w:val="36"/>
+          <w:lang w:bidi="ar-SA"/>
+          <w14:reflection w14:blurRad="6350" w14:stA="53000" w14:stPos="0" w14:endA="300" w14:endPos="35500" w14:dist="0" w14:dir="5400000" w14:fadeDir="5400000" w14:sx="100000" w14:sy="-90000" w14:kx="0" w14:ky="0" w14:algn="bl"/>
+          <w14:textOutline w14:w="0" w14:cap="flat" w14:cmpd="sng" w14:algn="ctr">
+            <w14:noFill/>
+            <w14:prstDash w14:val="solid"/>
+            <w14:round/>
+          </w14:textOutline>
+          <w14:textFill>
+            <w14:gradFill>
+              <w14:gsLst>
+                <w14:gs w14:pos="0">
+                  <w14:schemeClr w14:val="accent5">
+                    <w14:lumMod w14:val="50000"/>
+                  </w14:schemeClr>
+                </w14:gs>
+                <w14:gs w14:pos="50000">
+                  <w14:schemeClr w14:val="accent5"/>
+                </w14:gs>
+                <w14:gs w14:pos="100000">
+                  <w14:schemeClr w14:val="accent5">
+                    <w14:lumMod w14:val="60000"/>
+                    <w14:lumOff w14:val="40000"/>
+                  </w14:schemeClr>
+                </w14:gs>
+              </w14:gsLst>
+              <w14:lin w14:ang="5400000" w14:scaled="0"/>
+            </w14:gradFill>
+          </w14:textFill>
+        </w:rPr>
+      </w:pPr>
+      <w:r>
+        <w:rPr>
+          <w:color w:val="000000" w:themeColor="text1"/>
+          <w:sz w:val="36"/>
+          <w:szCs w:val="36"/>
+          <w:lang w:bidi="ar-SA"/>
+          <w14:reflection w14:blurRad="6350" w14:stA="53000" w14:stPos="0" w14:endA="300" w14:endPos="35500" w14:dist="0" w14:dir="5400000" w14:fadeDir="5400000" w14:sx="100000" w14:sy="-90000" w14:kx="0" w14:ky="0" w14:algn="bl"/>
+          <w14:textOutline w14:w="0" w14:cap="flat" w14:cmpd="sng" w14:algn="ctr">
+            <w14:noFill/>
+            <w14:prstDash w14:val="solid"/>
+            <w14:round/>
+          </w14:textOutline>
+          <w14:textFill>
+            <w14:gradFill>
+              <w14:gsLst>
+                <w14:gs w14:pos="0">
+                  <w14:schemeClr w14:val="accent5">
+                    <w14:lumMod w14:val="50000"/>
+                  </w14:schemeClr>
+                </w14:gs>
+                <w14:gs w14:pos="50000">
+                  <w14:schemeClr w14:val="accent5"/>
+                </w14:gs>
+                <w14:gs w14:pos="100000">
+                  <w14:schemeClr w14:val="accent5">
+                    <w14:lumMod w14:val="60000"/>
+                    <w14:lumOff w14:val="40000"/>
+                  </w14:schemeClr>
+                </w14:gs>
+              </w14:gsLst>
+              <w14:lin w14:ang="5400000" w14:scaled="0"/>
+            </w14:gradFill>
+          </w14:textFill>
+        </w:rPr>
+        <w:t>Conclusion</w:t>
+      </w:r>
+    </w:p>
+    <w:p>
+      <w:pPr>
+        <w:bidi w:val="0"/>
+        <w:rPr>
+          <w:color w:val="000000" w:themeColor="text1"/>
+          <w:sz w:val="28"/>
+          <w:szCs w:val="28"/>
+          <w:lang w:bidi="ar-SA"/>
+          <w14:shadow w14:blurRad="38100" w14:dist="19050" w14:dir="2700000" w14:sx="100000" w14:sy="100000" w14:kx="0" w14:ky="0" w14:algn="tl">
+            <w14:schemeClr w14:val="dk1">
+              <w14:alpha w14:val="60000"/>
+            </w14:schemeClr>
+          </w14:shadow>
+          <w14:textOutline w14:w="0" w14:cap="flat" w14:cmpd="sng" w14:algn="ctr">
+            <w14:noFill/>
+            <w14:prstDash w14:val="solid"/>
+            <w14:round/>
+          </w14:textOutline>
+        </w:rPr>
+      </w:pPr>
+      <w:r>
+        <w:rPr>
+          <w:color w:val="000000" w:themeColor="text1"/>
+          <w:sz w:val="28"/>
+          <w:szCs w:val="28"/>
+          <w:lang w:bidi="ar-SA"/>
+          <w14:shadow w14:blurRad="38100" w14:dist="19050" w14:dir="2700000" w14:sx="100000" w14:sy="100000" w14:kx="0" w14:ky="0" w14:algn="tl">
+            <w14:schemeClr w14:val="dk1">
+              <w14:alpha w14:val="60000"/>
+            </w14:schemeClr>
+          </w14:shadow>
+          <w14:textOutline w14:w="0" w14:cap="flat" w14:cmpd="sng" w14:algn="ctr">
+            <w14:noFill/>
+            <w14:prstDash w14:val="solid"/>
+            <w14:round/>
+          </w14:textOutline>
+        </w:rPr>
+        <w:t xml:space="preserve">In conclusion, </w:t>
       </w:r>
       <w:proofErr w:type="spellStart"/>
       <w:r>
         <w:rPr>
-          <w:sz w:val="32"/>
-          <w:szCs w:val="32"/>
-          <w:lang w:bidi="ar-SA"/>
+          <w:color w:val="000000" w:themeColor="text1"/>
+          <w:sz w:val="28"/>
+          <w:szCs w:val="28"/>
+          <w:lang w:bidi="ar-SA"/>
+          <w14:shadow w14:blurRad="38100" w14:dist="19050" w14:dir="2700000" w14:sx="100000" w14:sy="100000" w14:kx="0" w14:ky="0" w14:algn="tl">
+            <w14:schemeClr w14:val="dk1">
+              <w14:alpha w14:val="60000"/>
+            </w14:schemeClr>
+          </w14:shadow>
+          <w14:textOutline w14:w="0" w14:cap="flat" w14:cmpd="sng" w14:algn="ctr">
+            <w14:noFill/>
+            <w14:prstDash w14:val="solid"/>
+            <w14:round/>
+          </w14:textOutline>
         </w:rPr>
         <w:t>RecBole</w:t>
       </w:r>
       <w:proofErr w:type="spellEnd"/>
       <w:r>
         <w:rPr>
-          <w:sz w:val="32"/>
-          <w:szCs w:val="32"/>
-          <w:lang w:bidi="ar-SA"/>
-        </w:rPr>
-        <w:t xml:space="preserve"> provides sequential models like GRU4Rec and </w:t>
-      </w:r>
-      <w:proofErr w:type="spellStart"/>
-      <w:r>
-        <w:rPr>
-          <w:sz w:val="32"/>
-          <w:szCs w:val="32"/>
-          <w:lang w:bidi="ar-SA"/>
-        </w:rPr>
-        <w:t>SASRec</w:t>
-      </w:r>
-      <w:proofErr w:type="spellEnd"/>
-      <w:r>
-        <w:rPr>
-          <w:sz w:val="32"/>
-          <w:szCs w:val="32"/>
-          <w:lang w:bidi="ar-SA"/>
-        </w:rPr>
-        <w:t xml:space="preserve"> that model ordered user behavior</w:t>
-      </w:r>
-      <w:r>
-        <w:rPr>
-          <w:rFonts w:cs="Arial"/>
-          <w:sz w:val="32"/>
-          <w:szCs w:val="32"/>
+          <w:color w:val="000000" w:themeColor="text1"/>
+          <w:sz w:val="28"/>
+          <w:szCs w:val="28"/>
+          <w:lang w:bidi="ar-SA"/>
+          <w14:shadow w14:blurRad="38100" w14:dist="19050" w14:dir="2700000" w14:sx="100000" w14:sy="100000" w14:kx="0" w14:ky="0" w14:algn="tl">
+            <w14:schemeClr w14:val="dk1">
+              <w14:alpha w14:val="60000"/>
+            </w14:schemeClr>
+          </w14:shadow>
+          <w14:textOutline w14:w="0" w14:cap="flat" w14:cmpd="sng" w14:algn="ctr">
+            <w14:noFill/>
+            <w14:prstDash w14:val="solid"/>
+            <w14:round/>
+          </w14:textOutline>
+        </w:rPr>
+        <w:t xml:space="preserve"> provides a powerful and easy-to-use framework for recommendation systems.</w:t>
+      </w:r>
+      <w:r>
+        <w:rPr>
+          <w:color w:val="000000" w:themeColor="text1"/>
+          <w:sz w:val="28"/>
+          <w:szCs w:val="28"/>
+          <w:lang w:bidi="ar-SA"/>
+          <w14:shadow w14:blurRad="38100" w14:dist="19050" w14:dir="2700000" w14:sx="100000" w14:sy="100000" w14:kx="0" w14:ky="0" w14:algn="tl">
+            <w14:schemeClr w14:val="dk1">
+              <w14:alpha w14:val="60000"/>
+            </w14:schemeClr>
+          </w14:shadow>
+          <w14:textOutline w14:w="0" w14:cap="flat" w14:cmpd="sng" w14:algn="ctr">
+            <w14:noFill/>
+            <w14:prstDash w14:val="solid"/>
+            <w14:round/>
+          </w14:textOutline>
+        </w:rPr>
+        <w:br/>
+        <w:t>The BPR model demonstrated good performance on the MovieLens dataset, and the results confirm the effectiveness of collaborative filtering techniques.</w:t>
+      </w:r>
+    </w:p>
+    <w:p>
+      <w:pPr>
+        <w:bidi w:val="0"/>
+        <w:rPr>
+          <w:rFonts w:hint="cs"/>
+          <w:color w:val="000000" w:themeColor="text1"/>
+          <w:sz w:val="36"/>
+          <w:szCs w:val="36"/>
           <w:rtl/>
           <w:lang w:bidi="ar-SA"/>
-        </w:rPr>
-        <w:t>.</w:t>
-      </w:r>
-    </w:p>
-    <w:p>
-      <w:pPr>
-        <w:jc w:val="right"/>
-        <w:rPr>
-          <w:sz w:val="32"/>
-          <w:szCs w:val="32"/>
-          <w:lang w:bidi="ar-SA"/>
-        </w:rPr>
-      </w:pPr>
-      <w:r>
-        <w:rPr>
-          <w:sz w:val="32"/>
-          <w:szCs w:val="32"/>
-          <w:lang w:bidi="ar-SA"/>
-        </w:rPr>
-        <w:t>Context-Aware</w:t>
-      </w:r>
-    </w:p>
-    <w:p>
-      <w:pPr>
-        <w:jc w:val="right"/>
-        <w:rPr>
-          <w:sz w:val="32"/>
-          <w:szCs w:val="32"/>
-          <w:lang w:bidi="ar-SA"/>
-        </w:rPr>
-      </w:pPr>
-      <w:r>
-        <w:rPr>
-          <w:rFonts w:cs="Arial"/>
-          <w:sz w:val="32"/>
-          <w:szCs w:val="32"/>
-          <w:rtl/>
-          <w:lang w:bidi="ar-SA"/>
-        </w:rPr>
-        <w:t xml:space="preserve">→ </w:t>
-      </w:r>
-      <w:proofErr w:type="spellStart"/>
-      <w:r>
-        <w:rPr>
-          <w:sz w:val="32"/>
-          <w:szCs w:val="32"/>
-          <w:lang w:bidi="ar-SA"/>
-        </w:rPr>
-        <w:t>RecBole</w:t>
-      </w:r>
-      <w:proofErr w:type="spellEnd"/>
-      <w:r>
-        <w:rPr>
-          <w:sz w:val="32"/>
-          <w:szCs w:val="32"/>
-          <w:lang w:bidi="ar-SA"/>
-        </w:rPr>
-        <w:t xml:space="preserve"> supports context features through models like FM and </w:t>
-      </w:r>
-      <w:proofErr w:type="spellStart"/>
-      <w:r>
-        <w:rPr>
-          <w:sz w:val="32"/>
-          <w:szCs w:val="32"/>
-          <w:lang w:bidi="ar-SA"/>
-        </w:rPr>
-        <w:t>DeepFM</w:t>
-      </w:r>
-      <w:proofErr w:type="spellEnd"/>
-      <w:r>
-        <w:rPr>
-          <w:sz w:val="32"/>
-          <w:szCs w:val="32"/>
-          <w:lang w:bidi="ar-SA"/>
-        </w:rPr>
-        <w:t>, integrating additional input variables</w:t>
-      </w:r>
-      <w:r>
-        <w:rPr>
-          <w:rFonts w:cs="Arial"/>
-          <w:sz w:val="32"/>
-          <w:szCs w:val="32"/>
-          <w:rtl/>
-          <w:lang w:bidi="ar-SA"/>
-        </w:rPr>
-        <w:t>.</w:t>
-      </w:r>
-    </w:p>
-    <w:p>
-      <w:pPr>
-        <w:jc w:val="right"/>
-        <w:rPr>
-          <w:sz w:val="32"/>
-          <w:szCs w:val="32"/>
-          <w:lang w:bidi="ar-SA"/>
-        </w:rPr>
-      </w:pPr>
-      <w:r>
-        <w:rPr>
-          <w:sz w:val="32"/>
-          <w:szCs w:val="32"/>
-          <w:lang w:bidi="ar-SA"/>
-        </w:rPr>
-        <w:t>Hybrid</w:t>
-      </w:r>
-    </w:p>
-    <w:p>
-      <w:pPr>
-        <w:jc w:val="right"/>
-        <w:rPr>
-          <w:sz w:val="32"/>
-          <w:szCs w:val="32"/>
-          <w:lang w:bidi="ar-SA"/>
-        </w:rPr>
-      </w:pPr>
-      <w:r>
-        <w:rPr>
-          <w:rFonts w:cs="Arial"/>
-          <w:sz w:val="32"/>
-          <w:szCs w:val="32"/>
-          <w:rtl/>
-          <w:lang w:bidi="ar-SA"/>
-        </w:rPr>
-        <w:t xml:space="preserve">→ </w:t>
-      </w:r>
-      <w:proofErr w:type="spellStart"/>
-      <w:r>
-        <w:rPr>
-          <w:sz w:val="32"/>
-          <w:szCs w:val="32"/>
-          <w:lang w:bidi="ar-SA"/>
-        </w:rPr>
-        <w:t>RecBole</w:t>
-      </w:r>
-      <w:proofErr w:type="spellEnd"/>
-      <w:r>
-        <w:rPr>
-          <w:sz w:val="32"/>
-          <w:szCs w:val="32"/>
-          <w:lang w:bidi="ar-SA"/>
-        </w:rPr>
-        <w:t xml:space="preserve"> includes advanced models that combine multiple signals such as graph-based and hybrid approaches</w:t>
-      </w:r>
-      <w:r>
-        <w:rPr>
-          <w:sz w:val="32"/>
-          <w:szCs w:val="32"/>
-          <w:lang w:bidi="ar-SA"/>
-        </w:rPr>
-        <w:t xml:space="preserve">   </w:t>
-      </w:r>
-    </w:p>
-    <w:p>
-      <w:pPr>
-        <w:jc w:val="right"/>
-        <w:rPr>
-          <w:sz w:val="32"/>
-          <w:szCs w:val="32"/>
-          <w:lang w:bidi="ar-SA"/>
-        </w:rPr>
-      </w:pPr>
-    </w:p>
-    <w:p>
-      <w:pPr>
-        <w:jc w:val="right"/>
-        <w:rPr>
-          <w:sz w:val="32"/>
-          <w:szCs w:val="32"/>
-          <w:lang w:bidi="ar-SA"/>
-        </w:rPr>
-      </w:pPr>
-    </w:p>
-    <w:p>
-      <w:pPr>
-        <w:jc w:val="right"/>
-        <w:rPr>
-          <w:rFonts w:hint="cs"/>
-          <w:sz w:val="32"/>
-          <w:szCs w:val="32"/>
-          <w:rtl/>
-          <w:lang w:bidi="ar-SA"/>
+          <w14:reflection w14:blurRad="6350" w14:stA="53000" w14:stPos="0" w14:endA="300" w14:endPos="35500" w14:dist="0" w14:dir="5400000" w14:fadeDir="5400000" w14:sx="100000" w14:sy="-90000" w14:kx="0" w14:ky="0" w14:algn="bl"/>
+          <w14:textOutline w14:w="0" w14:cap="flat" w14:cmpd="sng" w14:algn="ctr">
+            <w14:noFill/>
+            <w14:prstDash w14:val="solid"/>
+            <w14:round/>
+          </w14:textOutline>
+          <w14:textFill>
+            <w14:gradFill>
+              <w14:gsLst>
+                <w14:gs w14:pos="0">
+                  <w14:schemeClr w14:val="accent5">
+                    <w14:lumMod w14:val="50000"/>
+                  </w14:schemeClr>
+                </w14:gs>
+                <w14:gs w14:pos="50000">
+                  <w14:schemeClr w14:val="accent5"/>
+                </w14:gs>
+                <w14:gs w14:pos="100000">
+                  <w14:schemeClr w14:val="accent5">
+                    <w14:lumMod w14:val="60000"/>
+                    <w14:lumOff w14:val="40000"/>
+                  </w14:schemeClr>
+                </w14:gs>
+              </w14:gsLst>
+              <w14:lin w14:ang="5400000" w14:scaled="0"/>
+            </w14:gradFill>
+          </w14:textFill>
         </w:rPr>
       </w:pPr>
     </w:p>
@@ -1252,6 +3940,163 @@
     </w:sectPr>
   </w:body>
 </w:document>
+</file>
+
+<file path=word/numbering.xml><?xml version="1.0" encoding="utf-8"?>
+<w:numbering xmlns:wpc="http://schemas.microsoft.com/office/word/2010/wordprocessingCanvas" xmlns:cx="http://schemas.microsoft.com/office/drawing/2014/chartex" xmlns:cx1="http://schemas.microsoft.com/office/drawing/2015/9/8/chartex" xmlns:cx2="http://schemas.microsoft.com/office/drawing/2015/10/21/chartex" xmlns:cx3="http://schemas.microsoft.com/office/drawing/2016/5/9/chartex" xmlns:cx4="http://schemas.microsoft.com/office/drawing/2016/5/10/chartex" xmlns:cx5="http://schemas.microsoft.com/office/drawing/2016/5/11/chartex" xmlns:cx6="http://schemas.microsoft.com/office/drawing/2016/5/12/chartex" xmlns:cx7="http://schemas.microsoft.com/office/drawing/2016/5/13/chartex" xmlns:cx8="http://schemas.microsoft.com/office/drawing/2016/5/14/chartex" xmlns:mc="http://schemas.openxmlformats.org/markup-compatibility/2006" xmlns:aink="http://schemas.microsoft.com/office/drawing/2016/ink" xmlns:am3d="http://schemas.microsoft.com/office/drawing/2017/model3d" xmlns:o="urn:schemas-microsoft-com:office:office" xmlns:oel="http://schemas.microsoft.com/office/2019/extlst" xmlns:r="http://schemas.openxmlformats.org/officeDocument/2006/relationships" xmlns:m="http://schemas.openxmlformats.org/officeDocument/2006/math" xmlns:v="urn:schemas-microsoft-com:vml" xmlns:wp14="http://schemas.microsoft.com/office/word/2010/wordprocessingDrawing" xmlns:wp="http://schemas.openxmlformats.org/drawingml/2006/wordprocessingDrawing" xmlns:w10="urn:schemas-microsoft-com:office:word" xmlns:w="http://schemas.openxmlformats.org/wordprocessingml/2006/main" xmlns:w14="http://schemas.microsoft.com/office/word/2010/wordml" xmlns:w15="http://schemas.microsoft.com/office/word/2012/wordml" xmlns:w16cex="http://schemas.microsoft.com/office/word/2018/wordml/cex" xmlns:w16cid="http://schemas.microsoft.com/office/word/2016/wordml/cid" xmlns:w16="http://schemas.microsoft.com/office/word/2018/wordml" xmlns:w16du="http://schemas.microsoft.com/office/word/2023/wordml/word16du" xmlns:w16sdtdh="http://schemas.microsoft.com/office/word/2020/wordml/sdtdatahash" xmlns:w16sdtfl="http://schemas.microsoft.com/office/word/2024/wordml/sdtformatlock" xmlns:w16se="http://schemas.microsoft.com/office/word/2015/wordml/symex" xmlns:wpg="http://schemas.microsoft.com/office/word/2010/wordprocessingGroup" xmlns:wpi="http://schemas.microsoft.com/office/word/2010/wordprocessingInk" xmlns:wne="http://schemas.microsoft.com/office/word/2006/wordml" xmlns:wps="http://schemas.microsoft.com/office/word/2010/wordprocessingShape" mc:Ignorable="w14 w15 w16se w16cid w16 w16cex w16sdtdh w16sdtfl w16du wp14">
+  <w:abstractNum w:abstractNumId="0" w15:restartNumberingAfterBreak="0">
+    <w:nsid w:val="28312094"/>
+    <w:multiLevelType w:val="multilevel"/>
+    <w:tmpl w:val="26142D98"/>
+    <w:lvl w:ilvl="0">
+      <w:start w:val="1"/>
+      <w:numFmt w:val="bullet"/>
+      <w:lvlText w:val=""/>
+      <w:lvlJc w:val="left"/>
+      <w:pPr>
+        <w:tabs>
+          <w:tab w:val="num" w:pos="720"/>
+        </w:tabs>
+        <w:ind w:left="720" w:hanging="360"/>
+      </w:pPr>
+      <w:rPr>
+        <w:rFonts w:ascii="Symbol" w:hAnsi="Symbol" w:hint="default"/>
+        <w:sz w:val="20"/>
+      </w:rPr>
+    </w:lvl>
+    <w:lvl w:ilvl="1" w:tentative="1">
+      <w:start w:val="1"/>
+      <w:numFmt w:val="bullet"/>
+      <w:lvlText w:val="o"/>
+      <w:lvlJc w:val="left"/>
+      <w:pPr>
+        <w:tabs>
+          <w:tab w:val="num" w:pos="1440"/>
+        </w:tabs>
+        <w:ind w:left="1440" w:hanging="360"/>
+      </w:pPr>
+      <w:rPr>
+        <w:rFonts w:ascii="Courier New" w:hAnsi="Courier New" w:hint="default"/>
+        <w:sz w:val="20"/>
+      </w:rPr>
+    </w:lvl>
+    <w:lvl w:ilvl="2" w:tentative="1">
+      <w:start w:val="1"/>
+      <w:numFmt w:val="bullet"/>
+      <w:lvlText w:val=""/>
+      <w:lvlJc w:val="left"/>
+      <w:pPr>
+        <w:tabs>
+          <w:tab w:val="num" w:pos="2160"/>
+        </w:tabs>
+        <w:ind w:left="2160" w:hanging="360"/>
+      </w:pPr>
+      <w:rPr>
+        <w:rFonts w:ascii="Wingdings" w:hAnsi="Wingdings" w:hint="default"/>
+        <w:sz w:val="20"/>
+      </w:rPr>
+    </w:lvl>
+    <w:lvl w:ilvl="3" w:tentative="1">
+      <w:start w:val="1"/>
+      <w:numFmt w:val="bullet"/>
+      <w:lvlText w:val=""/>
+      <w:lvlJc w:val="left"/>
+      <w:pPr>
+        <w:tabs>
+          <w:tab w:val="num" w:pos="2880"/>
+        </w:tabs>
+        <w:ind w:left="2880" w:hanging="360"/>
+      </w:pPr>
+      <w:rPr>
+        <w:rFonts w:ascii="Wingdings" w:hAnsi="Wingdings" w:hint="default"/>
+        <w:sz w:val="20"/>
+      </w:rPr>
+    </w:lvl>
+    <w:lvl w:ilvl="4" w:tentative="1">
+      <w:start w:val="1"/>
+      <w:numFmt w:val="bullet"/>
+      <w:lvlText w:val=""/>
+      <w:lvlJc w:val="left"/>
+      <w:pPr>
+        <w:tabs>
+          <w:tab w:val="num" w:pos="3600"/>
+        </w:tabs>
+        <w:ind w:left="3600" w:hanging="360"/>
+      </w:pPr>
+      <w:rPr>
+        <w:rFonts w:ascii="Wingdings" w:hAnsi="Wingdings" w:hint="default"/>
+        <w:sz w:val="20"/>
+      </w:rPr>
+    </w:lvl>
+    <w:lvl w:ilvl="5" w:tentative="1">
+      <w:start w:val="1"/>
+      <w:numFmt w:val="bullet"/>
+      <w:lvlText w:val=""/>
+      <w:lvlJc w:val="left"/>
+      <w:pPr>
+        <w:tabs>
+          <w:tab w:val="num" w:pos="4320"/>
+        </w:tabs>
+        <w:ind w:left="4320" w:hanging="360"/>
+      </w:pPr>
+      <w:rPr>
+        <w:rFonts w:ascii="Wingdings" w:hAnsi="Wingdings" w:hint="default"/>
+        <w:sz w:val="20"/>
+      </w:rPr>
+    </w:lvl>
+    <w:lvl w:ilvl="6" w:tentative="1">
+      <w:start w:val="1"/>
+      <w:numFmt w:val="bullet"/>
+      <w:lvlText w:val=""/>
+      <w:lvlJc w:val="left"/>
+      <w:pPr>
+        <w:tabs>
+          <w:tab w:val="num" w:pos="5040"/>
+        </w:tabs>
+        <w:ind w:left="5040" w:hanging="360"/>
+      </w:pPr>
+      <w:rPr>
+        <w:rFonts w:ascii="Wingdings" w:hAnsi="Wingdings" w:hint="default"/>
+        <w:sz w:val="20"/>
+      </w:rPr>
+    </w:lvl>
+    <w:lvl w:ilvl="7" w:tentative="1">
+      <w:start w:val="1"/>
+      <w:numFmt w:val="bullet"/>
+      <w:lvlText w:val=""/>
+      <w:lvlJc w:val="left"/>
+      <w:pPr>
+        <w:tabs>
+          <w:tab w:val="num" w:pos="5760"/>
+        </w:tabs>
+        <w:ind w:left="5760" w:hanging="360"/>
+      </w:pPr>
+      <w:rPr>
+        <w:rFonts w:ascii="Wingdings" w:hAnsi="Wingdings" w:hint="default"/>
+        <w:sz w:val="20"/>
+      </w:rPr>
+    </w:lvl>
+    <w:lvl w:ilvl="8" w:tentative="1">
+      <w:start w:val="1"/>
+      <w:numFmt w:val="bullet"/>
+      <w:lvlText w:val=""/>
+      <w:lvlJc w:val="left"/>
+      <w:pPr>
+        <w:tabs>
+          <w:tab w:val="num" w:pos="6480"/>
+        </w:tabs>
+        <w:ind w:left="6480" w:hanging="360"/>
+      </w:pPr>
+      <w:rPr>
+        <w:rFonts w:ascii="Wingdings" w:hAnsi="Wingdings" w:hint="default"/>
+        <w:sz w:val="20"/>
+      </w:rPr>
+    </w:lvl>
+  </w:abstractNum>
+  <w:num w:numId="1" w16cid:durableId="1048799364">
+    <w:abstractNumId w:val="0"/>
+  </w:num>
+</w:numbering>
 </file>
 
 <file path=word/styles.xml><?xml version="1.0" encoding="utf-8"?>
@@ -1860,7 +4705,6 @@
   <w:style w:type="character" w:default="1" w:styleId="DefaultParagraphFont">
     <w:name w:val="Default Paragraph Font"/>
     <w:uiPriority w:val="1"/>
-    <w:semiHidden/>
     <w:unhideWhenUsed/>
   </w:style>
   <w:style w:type="table" w:default="1" w:styleId="TableNormal">
